--- a/deliverables/02_产品需求文档_PRD.docx
+++ b/deliverables/02_产品需求文档_PRD.docx
@@ -70,7 +70,7 @@
           <w:color w:val="23262B"/>
           <w:sz w:val="21"/>
         </w:rPr>
-        <w:t>v0.1.0 MVP</w:t>
+        <w:t>v0.2.0 Integration MVP</w:t>
       </w:r>
     </w:p>
     <w:p>
@@ -114,7 +114,7 @@
           <w:color w:val="23262B"/>
           <w:sz w:val="21"/>
         </w:rPr>
-        <w:t>需求已冻结；MVP 目标为研究与纸面交易</w:t>
+        <w:t>需求已冻结；v0.2.0 Integration MVP</w:t>
       </w:r>
     </w:p>
     <w:p>
@@ -139,7 +139,16 @@
           <w:rFonts w:ascii="Calibri" w:hAnsi="Calibri" w:eastAsia="Microsoft YaHei"/>
           <w:i w:val="0"/>
         </w:rPr>
-        <w:t>在严格使用当时可得新闻证据的条件下，验证事件信号能否为既有多因子策略带来稳定、可解释、扣除成本后的增量信息。系统允许 PROMOTE、REJECT、INCONCLUSIVE 三种结论，后两种结论同样必须保留完整证据链。</w:t>
+        <w:t>在严格使用当时可得新闻证据的条件下，把新闻事件转换为可回测事件 Alpha，并与现有多因子组合融合，形成研究、V4 风控、T+1 回测、Paper OMS 和归因反馈闭环。</w:t>
+      </w:r>
+    </w:p>
+    <w:p>
+      <w:r>
+        <w:rPr>
+          <w:rFonts w:ascii="Calibri" w:hAnsi="Calibri" w:eastAsia="Microsoft YaHei"/>
+          <w:i w:val="0"/>
+        </w:rPr>
+        <w:t>成功不是单次更高 Sharpe，而是回答：事件信号扣除成本并通过泄漏、样本外和独立验证后，是否给因子基线带来稳定增量。允许 PROMOTE、REJECT、INCONCLUSIVE。</w:t>
       </w:r>
     </w:p>
     <w:p>
@@ -147,7 +156,7 @@
         <w:pStyle w:val="Heading1"/>
       </w:pPr>
       <w:r>
-        <w:t>2. 用户与场景</w:t>
+        <w:t>2. 用户与核心场景</w:t>
       </w:r>
     </w:p>
     <w:p>
@@ -158,7 +167,7 @@
         <w:rPr>
           <w:rFonts w:ascii="Calibri" w:hAnsi="Calibri" w:eastAsia="Microsoft YaHei"/>
         </w:rPr>
-        <w:t>量化研究员导入新闻系统只读快照，生成事件研究和信号。</w:t>
+        <w:t>量化研究员：选择 as-of，运行三路比较和事件研究。</w:t>
       </w:r>
     </w:p>
     <w:p>
@@ -169,7 +178,7 @@
         <w:rPr>
           <w:rFonts w:ascii="Calibri" w:hAnsi="Calibri" w:eastAsia="Microsoft YaHei"/>
         </w:rPr>
-        <w:t>组合研究员将事件信号作为有限幅度 overlay 叠加到因子基线。</w:t>
+        <w:t>组合研究员：检查预 V4 事件调整、换手和股票池重叠。</w:t>
       </w:r>
     </w:p>
     <w:p>
@@ -180,7 +189,7 @@
         <w:rPr>
           <w:rFonts w:ascii="Calibri" w:hAnsi="Calibri" w:eastAsia="Microsoft YaHei"/>
         </w:rPr>
-        <w:t>验证人员检查泄漏、成本、安慰剂、延迟和样本外证据。</w:t>
+        <w:t>风险/验证人员：核对 point-in-time、证据、V4、T+1 和账本门禁。</w:t>
       </w:r>
     </w:p>
     <w:p>
@@ -191,7 +200,18 @@
         <w:rPr>
           <w:rFonts w:ascii="Calibri" w:hAnsi="Calibri" w:eastAsia="Microsoft YaHei"/>
         </w:rPr>
-        <w:t>研究负责人将任一订单追溯到事件版本、原始证据、映射和因子版本。</w:t>
+        <w:t>研究负责人：从 Paper 订单追溯到 signal、event version、evidence 和 source URL。</w:t>
+      </w:r>
+    </w:p>
+    <w:p>
+      <w:pPr>
+        <w:pStyle w:val="ListBullet"/>
+      </w:pPr>
+      <w:r>
+        <w:rPr>
+          <w:rFonts w:ascii="Calibri" w:hAnsi="Calibri" w:eastAsia="Microsoft YaHei"/>
+        </w:rPr>
+        <w:t>运维人员：启动只读结果服务，检查健康和最新报告。</w:t>
       </w:r>
     </w:p>
     <w:p>
@@ -199,7 +219,7 @@
         <w:pStyle w:val="Heading1"/>
       </w:pPr>
       <w:r>
-        <w:t>3. 范围与非范围</w:t>
+        <w:t>3. 系统边界</w:t>
       </w:r>
     </w:p>
     <w:tbl>
@@ -211,14 +231,19 @@
         <w:tblInd w:w="120" w:type="dxa"/>
       </w:tblPr>
       <w:tblGrid>
-        <w:gridCol w:w="2100"/>
-        <w:gridCol w:w="7260"/>
+        <w:gridCol w:w="2000"/>
+        <w:gridCol w:w="3730"/>
+        <w:gridCol w:w="3630"/>
       </w:tblGrid>
       <w:tr>
+        <w:trPr>
+          <w:cantSplit/>
+          <w:tblHeader w:val="true"/>
+        </w:trPr>
         <w:tc>
           <w:tcPr>
-            <w:tcW w:type="dxa" w:w="2100"/>
-            <w:shd w:fill="E8EEF5"/>
+            <w:tcW w:type="dxa" w:w="2000"/>
+            <w:shd w:fill="F2F4F7"/>
             <w:tcMar>
               <w:top w:w="80" w:type="dxa"/>
               <w:start w:w="120" w:type="dxa"/>
@@ -238,14 +263,14 @@
                 <w:color w:val="1F4D78"/>
                 <w:sz w:val="20"/>
               </w:rPr>
-              <w:t>范围</w:t>
+              <w:t>系统</w:t>
             </w:r>
           </w:p>
         </w:tc>
         <w:tc>
           <w:tcPr>
-            <w:tcW w:type="dxa" w:w="7260"/>
-            <w:shd w:fill="E8EEF5"/>
+            <w:tcW w:type="dxa" w:w="3730"/>
+            <w:shd w:fill="F2F4F7"/>
             <w:tcMar>
               <w:top w:w="80" w:type="dxa"/>
               <w:start w:w="120" w:type="dxa"/>
@@ -265,18 +290,45 @@
                 <w:color w:val="1F4D78"/>
                 <w:sz w:val="20"/>
               </w:rPr>
-              <w:t>MVP 内容</w:t>
+              <w:t>所有权</w:t>
             </w:r>
           </w:p>
         </w:tc>
-        <w:trPr>
-          <w:tblHeader/>
-        </w:trPr>
+        <w:tc>
+          <w:tcPr>
+            <w:tcW w:type="dxa" w:w="3630"/>
+            <w:shd w:fill="F2F4F7"/>
+            <w:tcMar>
+              <w:top w:w="80" w:type="dxa"/>
+              <w:start w:w="120" w:type="dxa"/>
+              <w:bottom w:w="80" w:type="dxa"/>
+              <w:end w:w="120" w:type="dxa"/>
+            </w:tcMar>
+            <w:vAlign w:val="center"/>
+          </w:tcPr>
+          <w:p>
+            <w:pPr>
+              <w:jc w:val="left"/>
+            </w:pPr>
+            <w:r>
+              <w:rPr>
+                <w:rFonts w:ascii="Calibri" w:hAnsi="Calibri" w:eastAsia="Microsoft YaHei"/>
+                <w:b/>
+                <w:color w:val="1F4D78"/>
+                <w:sz w:val="20"/>
+              </w:rPr>
+              <w:t>本项目交互</w:t>
+            </w:r>
+          </w:p>
+        </w:tc>
       </w:tr>
       <w:tr>
+        <w:trPr>
+          <w:cantSplit/>
+        </w:trPr>
         <w:tc>
           <w:tcPr>
-            <w:tcW w:type="dxa" w:w="2100"/>
+            <w:tcW w:type="dxa" w:w="2000"/>
             <w:tcMar>
               <w:top w:w="80" w:type="dxa"/>
               <w:start w:w="120" w:type="dxa"/>
@@ -291,13 +343,13 @@
                 <w:rFonts w:ascii="Calibri" w:hAnsi="Calibri" w:eastAsia="Microsoft YaHei"/>
                 <w:sz w:val="19"/>
               </w:rPr>
-              <w:t>包含</w:t>
+              <w:t>新闻系统</w:t>
             </w:r>
           </w:p>
         </w:tc>
         <w:tc>
           <w:tcPr>
-            <w:tcW w:type="dxa" w:w="7260"/>
+            <w:tcW w:type="dxa" w:w="3730"/>
             <w:tcMar>
               <w:top w:w="80" w:type="dxa"/>
               <w:start w:w="120" w:type="dxa"/>
@@ -312,15 +364,13 @@
                 <w:rFonts w:ascii="Calibri" w:hAnsi="Calibri" w:eastAsia="Microsoft YaHei"/>
                 <w:sz w:val="19"/>
               </w:rPr>
-              <w:t>事件契约、版本选择、实体映射、信号、事件研究、组合叠加、Paper OMS、验证、审计、CLI、只读 API</w:t>
+              <w:t>采集、事件、证据、可靠性、影响</w:t>
             </w:r>
           </w:p>
         </w:tc>
-      </w:tr>
-      <w:tr>
         <w:tc>
           <w:tcPr>
-            <w:tcW w:type="dxa" w:w="2100"/>
+            <w:tcW w:type="dxa" w:w="3630"/>
             <w:tcMar>
               <w:top w:w="80" w:type="dxa"/>
               <w:start w:w="120" w:type="dxa"/>
@@ -335,13 +385,18 @@
                 <w:rFonts w:ascii="Calibri" w:hAnsi="Calibri" w:eastAsia="Microsoft YaHei"/>
                 <w:sz w:val="19"/>
               </w:rPr>
-              <w:t>不包含</w:t>
+              <w:t>只读 HTTP GET，逐版本导出</w:t>
             </w:r>
           </w:p>
         </w:tc>
+      </w:tr>
+      <w:tr>
+        <w:trPr>
+          <w:cantSplit/>
+        </w:trPr>
         <w:tc>
           <w:tcPr>
-            <w:tcW w:type="dxa" w:w="7260"/>
+            <w:tcW w:type="dxa" w:w="2000"/>
             <w:tcMar>
               <w:top w:w="80" w:type="dxa"/>
               <w:start w:w="120" w:type="dxa"/>
@@ -356,7 +411,185 @@
                 <w:rFonts w:ascii="Calibri" w:hAnsi="Calibri" w:eastAsia="Microsoft YaHei"/>
                 <w:sz w:val="19"/>
               </w:rPr>
-              <w:t>新闻采集/前端、券商连接、真实资金、生产凭据、复杂 ML、实时撮合、高可用集群</w:t>
+              <w:t>Evidence-to-Alpha</w:t>
+            </w:r>
+          </w:p>
+        </w:tc>
+        <w:tc>
+          <w:tcPr>
+            <w:tcW w:type="dxa" w:w="3730"/>
+            <w:tcMar>
+              <w:top w:w="80" w:type="dxa"/>
+              <w:start w:w="120" w:type="dxa"/>
+              <w:bottom w:w="80" w:type="dxa"/>
+              <w:end w:w="120" w:type="dxa"/>
+            </w:tcMar>
+            <w:vAlign w:val="center"/>
+          </w:tcPr>
+          <w:p>
+            <w:r>
+              <w:rPr>
+                <w:rFonts w:ascii="Calibri" w:hAnsi="Calibri" w:eastAsia="Microsoft YaHei"/>
+                <w:sz w:val="19"/>
+              </w:rPr>
+              <w:t>契约、信号、融合、追溯、Paper OMS、门禁</w:t>
+            </w:r>
+          </w:p>
+        </w:tc>
+        <w:tc>
+          <w:tcPr>
+            <w:tcW w:type="dxa" w:w="3630"/>
+            <w:tcMar>
+              <w:top w:w="80" w:type="dxa"/>
+              <w:start w:w="120" w:type="dxa"/>
+              <w:bottom w:w="80" w:type="dxa"/>
+              <w:end w:w="120" w:type="dxa"/>
+            </w:tcMar>
+            <w:vAlign w:val="center"/>
+          </w:tcPr>
+          <w:p>
+            <w:r>
+              <w:rPr>
+                <w:rFonts w:ascii="Calibri" w:hAnsi="Calibri" w:eastAsia="Microsoft YaHei"/>
+                <w:sz w:val="19"/>
+              </w:rPr>
+              <w:t>核心编排</w:t>
+            </w:r>
+          </w:p>
+        </w:tc>
+      </w:tr>
+      <w:tr>
+        <w:trPr>
+          <w:cantSplit/>
+        </w:trPr>
+        <w:tc>
+          <w:tcPr>
+            <w:tcW w:type="dxa" w:w="2000"/>
+            <w:tcMar>
+              <w:top w:w="80" w:type="dxa"/>
+              <w:start w:w="120" w:type="dxa"/>
+              <w:bottom w:w="80" w:type="dxa"/>
+              <w:end w:w="120" w:type="dxa"/>
+            </w:tcMar>
+            <w:vAlign w:val="center"/>
+          </w:tcPr>
+          <w:p>
+            <w:r>
+              <w:rPr>
+                <w:rFonts w:ascii="Calibri" w:hAnsi="Calibri" w:eastAsia="Microsoft YaHei"/>
+                <w:sz w:val="19"/>
+              </w:rPr>
+              <w:t>多因子平台</w:t>
+            </w:r>
+          </w:p>
+        </w:tc>
+        <w:tc>
+          <w:tcPr>
+            <w:tcW w:type="dxa" w:w="3730"/>
+            <w:tcMar>
+              <w:top w:w="80" w:type="dxa"/>
+              <w:start w:w="120" w:type="dxa"/>
+              <w:bottom w:w="80" w:type="dxa"/>
+              <w:end w:w="120" w:type="dxa"/>
+            </w:tcMar>
+            <w:vAlign w:val="center"/>
+          </w:tcPr>
+          <w:p>
+            <w:r>
+              <w:rPr>
+                <w:rFonts w:ascii="Calibri" w:hAnsi="Calibri" w:eastAsia="Microsoft YaHei"/>
+                <w:sz w:val="19"/>
+              </w:rPr>
+              <w:t>因子、V3 权重、V4、T+1、归因</w:t>
+            </w:r>
+          </w:p>
+        </w:tc>
+        <w:tc>
+          <w:tcPr>
+            <w:tcW w:type="dxa" w:w="3630"/>
+            <w:tcMar>
+              <w:top w:w="80" w:type="dxa"/>
+              <w:start w:w="120" w:type="dxa"/>
+              <w:bottom w:w="80" w:type="dxa"/>
+              <w:end w:w="120" w:type="dxa"/>
+            </w:tcMar>
+            <w:vAlign w:val="center"/>
+          </w:tcPr>
+          <w:p>
+            <w:r>
+              <w:rPr>
+                <w:rFonts w:ascii="Calibri" w:hAnsi="Calibri" w:eastAsia="Microsoft YaHei"/>
+                <w:sz w:val="19"/>
+              </w:rPr>
+              <w:t>文件契约和可选外部验证</w:t>
+            </w:r>
+          </w:p>
+        </w:tc>
+      </w:tr>
+      <w:tr>
+        <w:trPr>
+          <w:cantSplit/>
+        </w:trPr>
+        <w:tc>
+          <w:tcPr>
+            <w:tcW w:type="dxa" w:w="2000"/>
+            <w:tcMar>
+              <w:top w:w="80" w:type="dxa"/>
+              <w:start w:w="120" w:type="dxa"/>
+              <w:bottom w:w="80" w:type="dxa"/>
+              <w:end w:w="120" w:type="dxa"/>
+            </w:tcMar>
+            <w:vAlign w:val="center"/>
+          </w:tcPr>
+          <w:p>
+            <w:r>
+              <w:rPr>
+                <w:rFonts w:ascii="Calibri" w:hAnsi="Calibri" w:eastAsia="Microsoft YaHei"/>
+                <w:sz w:val="19"/>
+              </w:rPr>
+              <w:t>券商/PB</w:t>
+            </w:r>
+          </w:p>
+        </w:tc>
+        <w:tc>
+          <w:tcPr>
+            <w:tcW w:type="dxa" w:w="3730"/>
+            <w:tcMar>
+              <w:top w:w="80" w:type="dxa"/>
+              <w:start w:w="120" w:type="dxa"/>
+              <w:bottom w:w="80" w:type="dxa"/>
+              <w:end w:w="120" w:type="dxa"/>
+            </w:tcMar>
+            <w:vAlign w:val="center"/>
+          </w:tcPr>
+          <w:p>
+            <w:r>
+              <w:rPr>
+                <w:rFonts w:ascii="Calibri" w:hAnsi="Calibri" w:eastAsia="Microsoft YaHei"/>
+                <w:sz w:val="19"/>
+              </w:rPr>
+              <w:t>borrow、真实订单和成交</w:t>
+            </w:r>
+          </w:p>
+        </w:tc>
+        <w:tc>
+          <w:tcPr>
+            <w:tcW w:type="dxa" w:w="3630"/>
+            <w:tcMar>
+              <w:top w:w="80" w:type="dxa"/>
+              <w:start w:w="120" w:type="dxa"/>
+              <w:bottom w:w="80" w:type="dxa"/>
+              <w:end w:w="120" w:type="dxa"/>
+            </w:tcMar>
+            <w:vAlign w:val="center"/>
+          </w:tcPr>
+          <w:p>
+            <w:r>
+              <w:rPr>
+                <w:rFonts w:ascii="Calibri" w:hAnsi="Calibri" w:eastAsia="Microsoft YaHei"/>
+                <w:sz w:val="19"/>
+              </w:rPr>
+              <w:t>MVP 不连接，保持阻断</w:t>
             </w:r>
           </w:p>
         </w:tc>
@@ -384,14 +617,19 @@
         <w:tblInd w:w="120" w:type="dxa"/>
       </w:tblPr>
       <w:tblGrid>
-        <w:gridCol w:w="2200"/>
-        <w:gridCol w:w="7160"/>
+        <w:gridCol w:w="1200"/>
+        <w:gridCol w:w="3150"/>
+        <w:gridCol w:w="5010"/>
       </w:tblGrid>
       <w:tr>
+        <w:trPr>
+          <w:cantSplit/>
+          <w:tblHeader w:val="true"/>
+        </w:trPr>
         <w:tc>
           <w:tcPr>
-            <w:tcW w:type="dxa" w:w="2200"/>
-            <w:shd w:fill="E8EEF5"/>
+            <w:tcW w:type="dxa" w:w="1200"/>
+            <w:shd w:fill="F2F4F7"/>
             <w:tcMar>
               <w:top w:w="80" w:type="dxa"/>
               <w:start w:w="120" w:type="dxa"/>
@@ -417,8 +655,8 @@
         </w:tc>
         <w:tc>
           <w:tcPr>
-            <w:tcW w:type="dxa" w:w="7160"/>
-            <w:shd w:fill="E8EEF5"/>
+            <w:tcW w:type="dxa" w:w="3150"/>
+            <w:shd w:fill="F2F4F7"/>
             <w:tcMar>
               <w:top w:w="80" w:type="dxa"/>
               <w:start w:w="120" w:type="dxa"/>
@@ -442,14 +680,41 @@
             </w:r>
           </w:p>
         </w:tc>
-        <w:trPr>
-          <w:tblHeader/>
-        </w:trPr>
+        <w:tc>
+          <w:tcPr>
+            <w:tcW w:type="dxa" w:w="5010"/>
+            <w:shd w:fill="F2F4F7"/>
+            <w:tcMar>
+              <w:top w:w="80" w:type="dxa"/>
+              <w:start w:w="120" w:type="dxa"/>
+              <w:bottom w:w="80" w:type="dxa"/>
+              <w:end w:w="120" w:type="dxa"/>
+            </w:tcMar>
+            <w:vAlign w:val="center"/>
+          </w:tcPr>
+          <w:p>
+            <w:pPr>
+              <w:jc w:val="left"/>
+            </w:pPr>
+            <w:r>
+              <w:rPr>
+                <w:rFonts w:ascii="Calibri" w:hAnsi="Calibri" w:eastAsia="Microsoft YaHei"/>
+                <w:b/>
+                <w:color w:val="1F4D78"/>
+                <w:sz w:val="20"/>
+              </w:rPr>
+              <w:t>验收要点</w:t>
+            </w:r>
+          </w:p>
+        </w:tc>
       </w:tr>
       <w:tr>
+        <w:trPr>
+          <w:cantSplit/>
+        </w:trPr>
         <w:tc>
           <w:tcPr>
-            <w:tcW w:type="dxa" w:w="2200"/>
+            <w:tcW w:type="dxa" w:w="1200"/>
             <w:tcMar>
               <w:top w:w="80" w:type="dxa"/>
               <w:start w:w="120" w:type="dxa"/>
@@ -464,13 +729,13 @@
                 <w:rFonts w:ascii="Calibri" w:hAnsi="Calibri" w:eastAsia="Microsoft YaHei"/>
                 <w:sz w:val="19"/>
               </w:rPr>
-              <w:t>FR-01 事件数据适配</w:t>
+              <w:t>FR-001</w:t>
             </w:r>
           </w:p>
         </w:tc>
         <w:tc>
           <w:tcPr>
-            <w:tcW w:type="dxa" w:w="7160"/>
+            <w:tcW w:type="dxa" w:w="3150"/>
             <w:tcMar>
               <w:top w:w="80" w:type="dxa"/>
               <w:start w:w="120" w:type="dxa"/>
@@ -485,15 +750,13 @@
                 <w:rFonts w:ascii="Calibri" w:hAnsi="Calibri" w:eastAsia="Microsoft YaHei"/>
                 <w:sz w:val="19"/>
               </w:rPr>
-              <w:t>读取 event_id、event_version、published_at、observed_at、asof、影响主体和证据 ID；同一事件版本不可被不同内容覆盖。</w:t>
+              <w:t>新闻只读接入</w:t>
             </w:r>
           </w:p>
         </w:tc>
-      </w:tr>
-      <w:tr>
         <w:tc>
           <w:tcPr>
-            <w:tcW w:type="dxa" w:w="2200"/>
+            <w:tcW w:type="dxa" w:w="5010"/>
             <w:tcMar>
               <w:top w:w="80" w:type="dxa"/>
               <w:start w:w="120" w:type="dxa"/>
@@ -508,13 +771,18 @@
                 <w:rFonts w:ascii="Calibri" w:hAnsi="Calibri" w:eastAsia="Microsoft YaHei"/>
                 <w:sz w:val="19"/>
               </w:rPr>
-              <w:t>FR-02 Point-in-time 选择</w:t>
+              <w:t>只调用 GET；不修改事件、来源、审核和数据库</w:t>
             </w:r>
           </w:p>
         </w:tc>
+      </w:tr>
+      <w:tr>
+        <w:trPr>
+          <w:cantSplit/>
+        </w:trPr>
         <w:tc>
           <w:tcPr>
-            <w:tcW w:type="dxa" w:w="7160"/>
+            <w:tcW w:type="dxa" w:w="1200"/>
             <w:tcMar>
               <w:top w:w="80" w:type="dxa"/>
               <w:start w:w="120" w:type="dxa"/>
@@ -529,15 +797,13 @@
                 <w:rFonts w:ascii="Calibri" w:hAnsi="Calibri" w:eastAsia="Microsoft YaHei"/>
                 <w:sz w:val="19"/>
               </w:rPr>
-              <w:t>运行只选择 asof 不晚于截止时间的最新版本；未来版本不得影响历史运行。</w:t>
+              <w:t>FR-002</w:t>
             </w:r>
           </w:p>
         </w:tc>
-      </w:tr>
-      <w:tr>
         <w:tc>
           <w:tcPr>
-            <w:tcW w:type="dxa" w:w="2200"/>
+            <w:tcW w:type="dxa" w:w="3150"/>
             <w:tcMar>
               <w:top w:w="80" w:type="dxa"/>
               <w:start w:w="120" w:type="dxa"/>
@@ -552,13 +818,13 @@
                 <w:rFonts w:ascii="Calibri" w:hAnsi="Calibri" w:eastAsia="Microsoft YaHei"/>
                 <w:sz w:val="19"/>
               </w:rPr>
-              <w:t>FR-03 实体映射</w:t>
+              <w:t>逐版本导出</w:t>
             </w:r>
           </w:p>
         </w:tc>
         <w:tc>
           <w:tcPr>
-            <w:tcW w:type="dxa" w:w="7160"/>
+            <w:tcW w:type="dxa" w:w="5010"/>
             <w:tcMar>
               <w:top w:w="80" w:type="dxa"/>
               <w:start w:w="120" w:type="dxa"/>
@@ -573,15 +839,18 @@
                 <w:rFonts w:ascii="Calibri" w:hAnsi="Calibri" w:eastAsia="Microsoft YaHei"/>
                 <w:sz w:val="19"/>
               </w:rPr>
-              <w:t>映射公司或行业实体到股票代码、行业和影响倍数；失败映射必须披露。</w:t>
+              <w:t>timeline 每个 version 通过 ?version=N 单独获取</w:t>
             </w:r>
           </w:p>
         </w:tc>
       </w:tr>
       <w:tr>
+        <w:trPr>
+          <w:cantSplit/>
+        </w:trPr>
         <w:tc>
           <w:tcPr>
-            <w:tcW w:type="dxa" w:w="2200"/>
+            <w:tcW w:type="dxa" w:w="1200"/>
             <w:tcMar>
               <w:top w:w="80" w:type="dxa"/>
               <w:start w:w="120" w:type="dxa"/>
@@ -596,13 +865,13 @@
                 <w:rFonts w:ascii="Calibri" w:hAnsi="Calibri" w:eastAsia="Microsoft YaHei"/>
                 <w:sz w:val="19"/>
               </w:rPr>
-              <w:t>FR-04 信号生成</w:t>
+              <w:t>FR-003</w:t>
             </w:r>
           </w:p>
         </w:tc>
         <w:tc>
           <w:tcPr>
-            <w:tcW w:type="dxa" w:w="7160"/>
+            <w:tcW w:type="dxa" w:w="3150"/>
             <w:tcMar>
               <w:top w:w="80" w:type="dxa"/>
               <w:start w:w="120" w:type="dxa"/>
@@ -617,15 +886,13 @@
                 <w:rFonts w:ascii="Calibri" w:hAnsi="Calibri" w:eastAsia="Microsoft YaHei"/>
                 <w:sz w:val="19"/>
               </w:rPr>
-              <w:t>方向、可信度、新颖性、冲突和时间衰减共同决定信号；信号携带配置哈希、事件版本和证据 ID。</w:t>
+              <w:t>时间契约</w:t>
             </w:r>
           </w:p>
         </w:tc>
-      </w:tr>
-      <w:tr>
         <w:tc>
           <w:tcPr>
-            <w:tcW w:type="dxa" w:w="2200"/>
+            <w:tcW w:type="dxa" w:w="5010"/>
             <w:tcMar>
               <w:top w:w="80" w:type="dxa"/>
               <w:start w:w="120" w:type="dxa"/>
@@ -640,13 +907,18 @@
                 <w:rFonts w:ascii="Calibri" w:hAnsi="Calibri" w:eastAsia="Microsoft YaHei"/>
                 <w:sz w:val="19"/>
               </w:rPr>
-              <w:t>FR-05 事件研究</w:t>
+              <w:t>带时区；published &lt;= observed &lt;= asof；异常时间保守延后</w:t>
             </w:r>
           </w:p>
         </w:tc>
+      </w:tr>
+      <w:tr>
+        <w:trPr>
+          <w:cantSplit/>
+        </w:trPr>
         <w:tc>
           <w:tcPr>
-            <w:tcW w:type="dxa" w:w="7160"/>
+            <w:tcW w:type="dxa" w:w="1200"/>
             <w:tcMar>
               <w:top w:w="80" w:type="dxa"/>
               <w:start w:w="120" w:type="dxa"/>
@@ -661,15 +933,13 @@
                 <w:rFonts w:ascii="Calibri" w:hAnsi="Calibri" w:eastAsia="Microsoft YaHei"/>
                 <w:sz w:val="19"/>
               </w:rPr>
-              <w:t>计算 1、3、5、20 个交易日绝对和相对基准收益；数据不足必须标记。</w:t>
+              <w:t>FR-004</w:t>
             </w:r>
           </w:p>
         </w:tc>
-      </w:tr>
-      <w:tr>
         <w:tc>
           <w:tcPr>
-            <w:tcW w:type="dxa" w:w="2200"/>
+            <w:tcW w:type="dxa" w:w="3150"/>
             <w:tcMar>
               <w:top w:w="80" w:type="dxa"/>
               <w:start w:w="120" w:type="dxa"/>
@@ -684,13 +954,13 @@
                 <w:rFonts w:ascii="Calibri" w:hAnsi="Calibri" w:eastAsia="Microsoft YaHei"/>
                 <w:sz w:val="19"/>
               </w:rPr>
-              <w:t>FR-06 信号融合</w:t>
+              <w:t>Synthetic 门禁</w:t>
             </w:r>
           </w:p>
         </w:tc>
         <w:tc>
           <w:tcPr>
-            <w:tcW w:type="dxa" w:w="7160"/>
+            <w:tcW w:type="dxa" w:w="5010"/>
             <w:tcMar>
               <w:top w:w="80" w:type="dxa"/>
               <w:start w:w="120" w:type="dxa"/>
@@ -705,15 +975,18 @@
                 <w:rFonts w:ascii="Calibri" w:hAnsi="Calibri" w:eastAsia="Microsoft YaHei"/>
                 <w:sz w:val="19"/>
               </w:rPr>
-              <w:t>提供因子基线、事件基线和 overlay，并受单票调整、换手和单票权重限制。</w:t>
+              <w:t>默认拒绝；显式 opt-in 后仍不得 PROMOTE</w:t>
             </w:r>
           </w:p>
         </w:tc>
       </w:tr>
       <w:tr>
+        <w:trPr>
+          <w:cantSplit/>
+        </w:trPr>
         <w:tc>
           <w:tcPr>
-            <w:tcW w:type="dxa" w:w="2200"/>
+            <w:tcW w:type="dxa" w:w="1200"/>
             <w:tcMar>
               <w:top w:w="80" w:type="dxa"/>
               <w:start w:w="120" w:type="dxa"/>
@@ -728,13 +1001,13 @@
                 <w:rFonts w:ascii="Calibri" w:hAnsi="Calibri" w:eastAsia="Microsoft YaHei"/>
                 <w:sz w:val="19"/>
               </w:rPr>
-              <w:t>FR-07 Paper OMS</w:t>
+              <w:t>FR-005</w:t>
             </w:r>
           </w:p>
         </w:tc>
         <w:tc>
           <w:tcPr>
-            <w:tcW w:type="dxa" w:w="7160"/>
+            <w:tcW w:type="dxa" w:w="3150"/>
             <w:tcMar>
               <w:top w:w="80" w:type="dxa"/>
               <w:start w:w="120" w:type="dxa"/>
@@ -749,15 +1022,13 @@
                 <w:rFonts w:ascii="Calibri" w:hAnsi="Calibri" w:eastAsia="Microsoft YaHei"/>
                 <w:sz w:val="19"/>
               </w:rPr>
-              <w:t>下一可交易日开盘按滑点和手续费成交，维护现金、持仓和 PnL，完成账本闭合。</w:t>
+              <w:t>证据追溯</w:t>
             </w:r>
           </w:p>
         </w:tc>
-      </w:tr>
-      <w:tr>
         <w:tc>
           <w:tcPr>
-            <w:tcW w:type="dxa" w:w="2200"/>
+            <w:tcW w:type="dxa" w:w="5010"/>
             <w:tcMar>
               <w:top w:w="80" w:type="dxa"/>
               <w:start w:w="120" w:type="dxa"/>
@@ -772,13 +1043,18 @@
                 <w:rFonts w:ascii="Calibri" w:hAnsi="Calibri" w:eastAsia="Microsoft YaHei"/>
                 <w:sz w:val="19"/>
               </w:rPr>
-              <w:t>FR-08 研究验证</w:t>
+              <w:t>signal 包含 event/version/evidence/config；URL 可查</w:t>
             </w:r>
           </w:p>
         </w:tc>
+      </w:tr>
+      <w:tr>
+        <w:trPr>
+          <w:cantSplit/>
+        </w:trPr>
         <w:tc>
           <w:tcPr>
-            <w:tcW w:type="dxa" w:w="7160"/>
+            <w:tcW w:type="dxa" w:w="1200"/>
             <w:tcMar>
               <w:top w:w="80" w:type="dxa"/>
               <w:start w:w="120" w:type="dxa"/>
@@ -793,15 +1069,13 @@
                 <w:rFonts w:ascii="Calibri" w:hAnsi="Calibri" w:eastAsia="Microsoft YaHei"/>
                 <w:sz w:val="19"/>
               </w:rPr>
-              <w:t>执行时间泄漏、证据完整性、版本不可变、T+1、成本翻倍、延迟一日、安慰剂、基线和样本量检查。</w:t>
+              <w:t>FR-006</w:t>
             </w:r>
           </w:p>
         </w:tc>
-      </w:tr>
-      <w:tr>
         <w:tc>
           <w:tcPr>
-            <w:tcW w:type="dxa" w:w="2200"/>
+            <w:tcW w:type="dxa" w:w="3150"/>
             <w:tcMar>
               <w:top w:w="80" w:type="dxa"/>
               <w:start w:w="120" w:type="dxa"/>
@@ -816,13 +1090,13 @@
                 <w:rFonts w:ascii="Calibri" w:hAnsi="Calibri" w:eastAsia="Microsoft YaHei"/>
                 <w:sz w:val="19"/>
               </w:rPr>
-              <w:t>FR-09 追溯输出</w:t>
+              <w:t>多因子输入</w:t>
             </w:r>
           </w:p>
         </w:tc>
         <w:tc>
           <w:tcPr>
-            <w:tcW w:type="dxa" w:w="7160"/>
+            <w:tcW w:type="dxa" w:w="5010"/>
             <w:tcMar>
               <w:top w:w="80" w:type="dxa"/>
               <w:start w:w="120" w:type="dxa"/>
@@ -837,15 +1111,18 @@
                 <w:rFonts w:ascii="Calibri" w:hAnsi="Calibri" w:eastAsia="Microsoft YaHei"/>
                 <w:sz w:val="19"/>
               </w:rPr>
-              <w:t>输出研究结论、门禁、事件研究、信号、订单、成交和 SQLite 账本。</w:t>
+              <w:t>长/宽 CSV/Parquet 权重；adj_close；sector map</w:t>
             </w:r>
           </w:p>
         </w:tc>
       </w:tr>
       <w:tr>
+        <w:trPr>
+          <w:cantSplit/>
+        </w:trPr>
         <w:tc>
           <w:tcPr>
-            <w:tcW w:type="dxa" w:w="2200"/>
+            <w:tcW w:type="dxa" w:w="1200"/>
             <w:tcMar>
               <w:top w:w="80" w:type="dxa"/>
               <w:start w:w="120" w:type="dxa"/>
@@ -860,13 +1137,13 @@
                 <w:rFonts w:ascii="Calibri" w:hAnsi="Calibri" w:eastAsia="Microsoft YaHei"/>
                 <w:sz w:val="19"/>
               </w:rPr>
-              <w:t>FR-10 只读服务</w:t>
+              <w:t>FR-007</w:t>
             </w:r>
           </w:p>
         </w:tc>
         <w:tc>
           <w:tcPr>
-            <w:tcW w:type="dxa" w:w="7160"/>
+            <w:tcW w:type="dxa" w:w="3150"/>
             <w:tcMar>
               <w:top w:w="80" w:type="dxa"/>
               <w:start w:w="120" w:type="dxa"/>
@@ -881,7 +1158,776 @@
                 <w:rFonts w:ascii="Calibri" w:hAnsi="Calibri" w:eastAsia="Microsoft YaHei"/>
                 <w:sz w:val="19"/>
               </w:rPr>
-              <w:t>提供健康检查、最新运行、信号、订单、成交和事件研究 JSON 端点。</w:t>
+              <w:t>As-of/股票池</w:t>
+            </w:r>
+          </w:p>
+        </w:tc>
+        <w:tc>
+          <w:tcPr>
+            <w:tcW w:type="dxa" w:w="5010"/>
+            <w:tcMar>
+              <w:top w:w="80" w:type="dxa"/>
+              <w:start w:w="120" w:type="dxa"/>
+              <w:bottom w:w="80" w:type="dxa"/>
+              <w:end w:w="120" w:type="dxa"/>
+            </w:tcMar>
+            <w:vAlign w:val="center"/>
+          </w:tcPr>
+          <w:p>
+            <w:r>
+              <w:rPr>
+                <w:rFonts w:ascii="Calibri" w:hAnsi="Calibri" w:eastAsia="Microsoft YaHei"/>
+                <w:sz w:val="19"/>
+              </w:rPr>
+              <w:t>权重不晚于 cutoff；重叠率低于门槛失败</w:t>
+            </w:r>
+          </w:p>
+        </w:tc>
+      </w:tr>
+      <w:tr>
+        <w:trPr>
+          <w:cantSplit/>
+        </w:trPr>
+        <w:tc>
+          <w:tcPr>
+            <w:tcW w:type="dxa" w:w="1200"/>
+            <w:tcMar>
+              <w:top w:w="80" w:type="dxa"/>
+              <w:start w:w="120" w:type="dxa"/>
+              <w:bottom w:w="80" w:type="dxa"/>
+              <w:end w:w="120" w:type="dxa"/>
+            </w:tcMar>
+            <w:vAlign w:val="center"/>
+          </w:tcPr>
+          <w:p>
+            <w:r>
+              <w:rPr>
+                <w:rFonts w:ascii="Calibri" w:hAnsi="Calibri" w:eastAsia="Microsoft YaHei"/>
+                <w:sz w:val="19"/>
+              </w:rPr>
+              <w:t>FR-008</w:t>
+            </w:r>
+          </w:p>
+        </w:tc>
+        <w:tc>
+          <w:tcPr>
+            <w:tcW w:type="dxa" w:w="3150"/>
+            <w:tcMar>
+              <w:top w:w="80" w:type="dxa"/>
+              <w:start w:w="120" w:type="dxa"/>
+              <w:bottom w:w="80" w:type="dxa"/>
+              <w:end w:w="120" w:type="dxa"/>
+            </w:tcMar>
+            <w:vAlign w:val="center"/>
+          </w:tcPr>
+          <w:p>
+            <w:r>
+              <w:rPr>
+                <w:rFonts w:ascii="Calibri" w:hAnsi="Calibri" w:eastAsia="Microsoft YaHei"/>
+                <w:sz w:val="19"/>
+              </w:rPr>
+              <w:t>事件信号</w:t>
+            </w:r>
+          </w:p>
+        </w:tc>
+        <w:tc>
+          <w:tcPr>
+            <w:tcW w:type="dxa" w:w="5010"/>
+            <w:tcMar>
+              <w:top w:w="80" w:type="dxa"/>
+              <w:start w:w="120" w:type="dxa"/>
+              <w:bottom w:w="80" w:type="dxa"/>
+              <w:end w:w="120" w:type="dxa"/>
+            </w:tcMar>
+            <w:vAlign w:val="center"/>
+          </w:tcPr>
+          <w:p>
+            <w:r>
+              <w:rPr>
+                <w:rFonts w:ascii="Calibri" w:hAnsi="Calibri" w:eastAsia="Microsoft YaHei"/>
+                <w:sz w:val="19"/>
+              </w:rPr>
+              <w:t>方向、可靠性、新颖性、冲突、衰减；失败映射披露</w:t>
+            </w:r>
+          </w:p>
+        </w:tc>
+      </w:tr>
+      <w:tr>
+        <w:trPr>
+          <w:cantSplit/>
+        </w:trPr>
+        <w:tc>
+          <w:tcPr>
+            <w:tcW w:type="dxa" w:w="1200"/>
+            <w:tcMar>
+              <w:top w:w="80" w:type="dxa"/>
+              <w:start w:w="120" w:type="dxa"/>
+              <w:bottom w:w="80" w:type="dxa"/>
+              <w:end w:w="120" w:type="dxa"/>
+            </w:tcMar>
+            <w:vAlign w:val="center"/>
+          </w:tcPr>
+          <w:p>
+            <w:r>
+              <w:rPr>
+                <w:rFonts w:ascii="Calibri" w:hAnsi="Calibri" w:eastAsia="Microsoft YaHei"/>
+                <w:sz w:val="19"/>
+              </w:rPr>
+              <w:t>FR-009</w:t>
+            </w:r>
+          </w:p>
+        </w:tc>
+        <w:tc>
+          <w:tcPr>
+            <w:tcW w:type="dxa" w:w="3150"/>
+            <w:tcMar>
+              <w:top w:w="80" w:type="dxa"/>
+              <w:start w:w="120" w:type="dxa"/>
+              <w:bottom w:w="80" w:type="dxa"/>
+              <w:end w:w="120" w:type="dxa"/>
+            </w:tcMar>
+            <w:vAlign w:val="center"/>
+          </w:tcPr>
+          <w:p>
+            <w:r>
+              <w:rPr>
+                <w:rFonts w:ascii="Calibri" w:hAnsi="Calibri" w:eastAsia="Microsoft YaHei"/>
+                <w:sz w:val="19"/>
+              </w:rPr>
+              <w:t>三路组合</w:t>
+            </w:r>
+          </w:p>
+        </w:tc>
+        <w:tc>
+          <w:tcPr>
+            <w:tcW w:type="dxa" w:w="5010"/>
+            <w:tcMar>
+              <w:top w:w="80" w:type="dxa"/>
+              <w:start w:w="120" w:type="dxa"/>
+              <w:bottom w:w="80" w:type="dxa"/>
+              <w:end w:w="120" w:type="dxa"/>
+            </w:tcMar>
+            <w:vAlign w:val="center"/>
+          </w:tcPr>
+          <w:p>
+            <w:r>
+              <w:rPr>
+                <w:rFonts w:ascii="Calibri" w:hAnsi="Calibri" w:eastAsia="Microsoft YaHei"/>
+                <w:sz w:val="19"/>
+              </w:rPr>
+              <w:t>因子、事件、融合独立输出，不只展示最好结果</w:t>
+            </w:r>
+          </w:p>
+        </w:tc>
+      </w:tr>
+      <w:tr>
+        <w:trPr>
+          <w:cantSplit/>
+        </w:trPr>
+        <w:tc>
+          <w:tcPr>
+            <w:tcW w:type="dxa" w:w="1200"/>
+            <w:tcMar>
+              <w:top w:w="80" w:type="dxa"/>
+              <w:start w:w="120" w:type="dxa"/>
+              <w:bottom w:w="80" w:type="dxa"/>
+              <w:end w:w="120" w:type="dxa"/>
+            </w:tcMar>
+            <w:vAlign w:val="center"/>
+          </w:tcPr>
+          <w:p>
+            <w:r>
+              <w:rPr>
+                <w:rFonts w:ascii="Calibri" w:hAnsi="Calibri" w:eastAsia="Microsoft YaHei"/>
+                <w:sz w:val="19"/>
+              </w:rPr>
+              <w:t>FR-010</w:t>
+            </w:r>
+          </w:p>
+        </w:tc>
+        <w:tc>
+          <w:tcPr>
+            <w:tcW w:type="dxa" w:w="3150"/>
+            <w:tcMar>
+              <w:top w:w="80" w:type="dxa"/>
+              <w:start w:w="120" w:type="dxa"/>
+              <w:bottom w:w="80" w:type="dxa"/>
+              <w:end w:w="120" w:type="dxa"/>
+            </w:tcMar>
+            <w:vAlign w:val="center"/>
+          </w:tcPr>
+          <w:p>
+            <w:r>
+              <w:rPr>
+                <w:rFonts w:ascii="Calibri" w:hAnsi="Calibri" w:eastAsia="Microsoft YaHei"/>
+                <w:sz w:val="19"/>
+              </w:rPr>
+              <w:t>预 V4 融合</w:t>
+            </w:r>
+          </w:p>
+        </w:tc>
+        <w:tc>
+          <w:tcPr>
+            <w:tcW w:type="dxa" w:w="5010"/>
+            <w:tcMar>
+              <w:top w:w="80" w:type="dxa"/>
+              <w:start w:w="120" w:type="dxa"/>
+              <w:bottom w:w="80" w:type="dxa"/>
+              <w:end w:w="120" w:type="dxa"/>
+            </w:tcMar>
+            <w:vAlign w:val="center"/>
+          </w:tcPr>
+          <w:p>
+            <w:r>
+              <w:rPr>
+                <w:rFonts w:ascii="Calibri" w:hAnsi="Calibri" w:eastAsia="Microsoft YaHei"/>
+                <w:sz w:val="19"/>
+              </w:rPr>
+              <w:t>delta 净和 0；单票和换手受限；在 V4 前执行</w:t>
+            </w:r>
+          </w:p>
+        </w:tc>
+      </w:tr>
+      <w:tr>
+        <w:trPr>
+          <w:cantSplit/>
+        </w:trPr>
+        <w:tc>
+          <w:tcPr>
+            <w:tcW w:type="dxa" w:w="1200"/>
+            <w:tcMar>
+              <w:top w:w="80" w:type="dxa"/>
+              <w:start w:w="120" w:type="dxa"/>
+              <w:bottom w:w="80" w:type="dxa"/>
+              <w:end w:w="120" w:type="dxa"/>
+            </w:tcMar>
+            <w:vAlign w:val="center"/>
+          </w:tcPr>
+          <w:p>
+            <w:r>
+              <w:rPr>
+                <w:rFonts w:ascii="Calibri" w:hAnsi="Calibri" w:eastAsia="Microsoft YaHei"/>
+                <w:sz w:val="19"/>
+              </w:rPr>
+              <w:t>FR-011</w:t>
+            </w:r>
+          </w:p>
+        </w:tc>
+        <w:tc>
+          <w:tcPr>
+            <w:tcW w:type="dxa" w:w="3150"/>
+            <w:tcMar>
+              <w:top w:w="80" w:type="dxa"/>
+              <w:start w:w="120" w:type="dxa"/>
+              <w:bottom w:w="80" w:type="dxa"/>
+              <w:end w:w="120" w:type="dxa"/>
+            </w:tcMar>
+            <w:vAlign w:val="center"/>
+          </w:tcPr>
+          <w:p>
+            <w:r>
+              <w:rPr>
+                <w:rFonts w:ascii="Calibri" w:hAnsi="Calibri" w:eastAsia="Microsoft YaHei"/>
+                <w:sz w:val="19"/>
+              </w:rPr>
+              <w:t>V4 交接</w:t>
+            </w:r>
+          </w:p>
+        </w:tc>
+        <w:tc>
+          <w:tcPr>
+            <w:tcW w:type="dxa" w:w="5010"/>
+            <w:tcMar>
+              <w:top w:w="80" w:type="dxa"/>
+              <w:start w:w="120" w:type="dxa"/>
+              <w:bottom w:w="80" w:type="dxa"/>
+              <w:end w:w="120" w:type="dxa"/>
+            </w:tcMar>
+            <w:vAlign w:val="center"/>
+          </w:tcPr>
+          <w:p>
+            <w:r>
+              <w:rPr>
+                <w:rFonts w:ascii="Calibri" w:hAnsi="Calibri" w:eastAsia="Microsoft YaHei"/>
+                <w:sz w:val="19"/>
+              </w:rPr>
+              <w:t>生成 v3_weights.parquet 与 v3_sector_map.csv</w:t>
+            </w:r>
+          </w:p>
+        </w:tc>
+      </w:tr>
+      <w:tr>
+        <w:trPr>
+          <w:cantSplit/>
+        </w:trPr>
+        <w:tc>
+          <w:tcPr>
+            <w:tcW w:type="dxa" w:w="1200"/>
+            <w:tcMar>
+              <w:top w:w="80" w:type="dxa"/>
+              <w:start w:w="120" w:type="dxa"/>
+              <w:bottom w:w="80" w:type="dxa"/>
+              <w:end w:w="120" w:type="dxa"/>
+            </w:tcMar>
+            <w:vAlign w:val="center"/>
+          </w:tcPr>
+          <w:p>
+            <w:r>
+              <w:rPr>
+                <w:rFonts w:ascii="Calibri" w:hAnsi="Calibri" w:eastAsia="Microsoft YaHei"/>
+                <w:sz w:val="19"/>
+              </w:rPr>
+              <w:t>FR-012</w:t>
+            </w:r>
+          </w:p>
+        </w:tc>
+        <w:tc>
+          <w:tcPr>
+            <w:tcW w:type="dxa" w:w="3150"/>
+            <w:tcMar>
+              <w:top w:w="80" w:type="dxa"/>
+              <w:start w:w="120" w:type="dxa"/>
+              <w:bottom w:w="80" w:type="dxa"/>
+              <w:end w:w="120" w:type="dxa"/>
+            </w:tcMar>
+            <w:vAlign w:val="center"/>
+          </w:tcPr>
+          <w:p>
+            <w:r>
+              <w:rPr>
+                <w:rFonts w:ascii="Calibri" w:hAnsi="Calibri" w:eastAsia="Microsoft YaHei"/>
+                <w:sz w:val="19"/>
+              </w:rPr>
+              <w:t>外部回测</w:t>
+            </w:r>
+          </w:p>
+        </w:tc>
+        <w:tc>
+          <w:tcPr>
+            <w:tcW w:type="dxa" w:w="5010"/>
+            <w:tcMar>
+              <w:top w:w="80" w:type="dxa"/>
+              <w:start w:w="120" w:type="dxa"/>
+              <w:bottom w:w="80" w:type="dxa"/>
+              <w:end w:w="120" w:type="dxa"/>
+            </w:tcMar>
+            <w:vAlign w:val="center"/>
+          </w:tcPr>
+          <w:p>
+            <w:r>
+              <w:rPr>
+                <w:rFonts w:ascii="Calibri" w:hAnsi="Calibri" w:eastAsia="Microsoft YaHei"/>
+                <w:sz w:val="19"/>
+              </w:rPr>
+              <w:t>三路由 run_backtest.py 接受；记录 return code/metrics</w:t>
+            </w:r>
+          </w:p>
+        </w:tc>
+      </w:tr>
+      <w:tr>
+        <w:trPr>
+          <w:cantSplit/>
+        </w:trPr>
+        <w:tc>
+          <w:tcPr>
+            <w:tcW w:type="dxa" w:w="1200"/>
+            <w:tcMar>
+              <w:top w:w="80" w:type="dxa"/>
+              <w:start w:w="120" w:type="dxa"/>
+              <w:bottom w:w="80" w:type="dxa"/>
+              <w:end w:w="120" w:type="dxa"/>
+            </w:tcMar>
+            <w:vAlign w:val="center"/>
+          </w:tcPr>
+          <w:p>
+            <w:r>
+              <w:rPr>
+                <w:rFonts w:ascii="Calibri" w:hAnsi="Calibri" w:eastAsia="Microsoft YaHei"/>
+                <w:sz w:val="19"/>
+              </w:rPr>
+              <w:t>FR-013</w:t>
+            </w:r>
+          </w:p>
+        </w:tc>
+        <w:tc>
+          <w:tcPr>
+            <w:tcW w:type="dxa" w:w="3150"/>
+            <w:tcMar>
+              <w:top w:w="80" w:type="dxa"/>
+              <w:start w:w="120" w:type="dxa"/>
+              <w:bottom w:w="80" w:type="dxa"/>
+              <w:end w:w="120" w:type="dxa"/>
+            </w:tcMar>
+            <w:vAlign w:val="center"/>
+          </w:tcPr>
+          <w:p>
+            <w:r>
+              <w:rPr>
+                <w:rFonts w:ascii="Calibri" w:hAnsi="Calibri" w:eastAsia="Microsoft YaHei"/>
+                <w:sz w:val="19"/>
+              </w:rPr>
+              <w:t>Paper OMS</w:t>
+            </w:r>
+          </w:p>
+        </w:tc>
+        <w:tc>
+          <w:tcPr>
+            <w:tcW w:type="dxa" w:w="5010"/>
+            <w:tcMar>
+              <w:top w:w="80" w:type="dxa"/>
+              <w:start w:w="120" w:type="dxa"/>
+              <w:bottom w:w="80" w:type="dxa"/>
+              <w:end w:w="120" w:type="dxa"/>
+            </w:tcMar>
+            <w:vAlign w:val="center"/>
+          </w:tcPr>
+          <w:p>
+            <w:r>
+              <w:rPr>
+                <w:rFonts w:ascii="Calibri" w:hAnsi="Calibri" w:eastAsia="Microsoft YaHei"/>
+                <w:sz w:val="19"/>
+              </w:rPr>
+              <w:t>T+1、side/qty/price/fee/lineage、会计闭合</w:t>
+            </w:r>
+          </w:p>
+        </w:tc>
+      </w:tr>
+      <w:tr>
+        <w:trPr>
+          <w:cantSplit/>
+        </w:trPr>
+        <w:tc>
+          <w:tcPr>
+            <w:tcW w:type="dxa" w:w="1200"/>
+            <w:tcMar>
+              <w:top w:w="80" w:type="dxa"/>
+              <w:start w:w="120" w:type="dxa"/>
+              <w:bottom w:w="80" w:type="dxa"/>
+              <w:end w:w="120" w:type="dxa"/>
+            </w:tcMar>
+            <w:vAlign w:val="center"/>
+          </w:tcPr>
+          <w:p>
+            <w:r>
+              <w:rPr>
+                <w:rFonts w:ascii="Calibri" w:hAnsi="Calibri" w:eastAsia="Microsoft YaHei"/>
+                <w:sz w:val="19"/>
+              </w:rPr>
+              <w:t>FR-014</w:t>
+            </w:r>
+          </w:p>
+        </w:tc>
+        <w:tc>
+          <w:tcPr>
+            <w:tcW w:type="dxa" w:w="3150"/>
+            <w:tcMar>
+              <w:top w:w="80" w:type="dxa"/>
+              <w:start w:w="120" w:type="dxa"/>
+              <w:bottom w:w="80" w:type="dxa"/>
+              <w:end w:w="120" w:type="dxa"/>
+            </w:tcMar>
+            <w:vAlign w:val="center"/>
+          </w:tcPr>
+          <w:p>
+            <w:r>
+              <w:rPr>
+                <w:rFonts w:ascii="Calibri" w:hAnsi="Calibri" w:eastAsia="Microsoft YaHei"/>
+                <w:sz w:val="19"/>
+              </w:rPr>
+              <w:t>研究门禁</w:t>
+            </w:r>
+          </w:p>
+        </w:tc>
+        <w:tc>
+          <w:tcPr>
+            <w:tcW w:type="dxa" w:w="5010"/>
+            <w:tcMar>
+              <w:top w:w="80" w:type="dxa"/>
+              <w:start w:w="120" w:type="dxa"/>
+              <w:bottom w:w="80" w:type="dxa"/>
+              <w:end w:w="120" w:type="dxa"/>
+            </w:tcMar>
+            <w:vAlign w:val="center"/>
+          </w:tcPr>
+          <w:p>
+            <w:r>
+              <w:rPr>
+                <w:rFonts w:ascii="Calibri" w:hAnsi="Calibri" w:eastAsia="Microsoft YaHei"/>
+                <w:sz w:val="19"/>
+              </w:rPr>
+              <w:t>时间、证据、重叠、Overlay、价格、V4、回测、OMS</w:t>
+            </w:r>
+          </w:p>
+        </w:tc>
+      </w:tr>
+      <w:tr>
+        <w:trPr>
+          <w:cantSplit/>
+        </w:trPr>
+        <w:tc>
+          <w:tcPr>
+            <w:tcW w:type="dxa" w:w="1200"/>
+            <w:tcMar>
+              <w:top w:w="80" w:type="dxa"/>
+              <w:start w:w="120" w:type="dxa"/>
+              <w:bottom w:w="80" w:type="dxa"/>
+              <w:end w:w="120" w:type="dxa"/>
+            </w:tcMar>
+            <w:vAlign w:val="center"/>
+          </w:tcPr>
+          <w:p>
+            <w:r>
+              <w:rPr>
+                <w:rFonts w:ascii="Calibri" w:hAnsi="Calibri" w:eastAsia="Microsoft YaHei"/>
+                <w:sz w:val="19"/>
+              </w:rPr>
+              <w:t>FR-015</w:t>
+            </w:r>
+          </w:p>
+        </w:tc>
+        <w:tc>
+          <w:tcPr>
+            <w:tcW w:type="dxa" w:w="3150"/>
+            <w:tcMar>
+              <w:top w:w="80" w:type="dxa"/>
+              <w:start w:w="120" w:type="dxa"/>
+              <w:bottom w:w="80" w:type="dxa"/>
+              <w:end w:w="120" w:type="dxa"/>
+            </w:tcMar>
+            <w:vAlign w:val="center"/>
+          </w:tcPr>
+          <w:p>
+            <w:r>
+              <w:rPr>
+                <w:rFonts w:ascii="Calibri" w:hAnsi="Calibri" w:eastAsia="Microsoft YaHei"/>
+                <w:sz w:val="19"/>
+              </w:rPr>
+              <w:t>研究决策</w:t>
+            </w:r>
+          </w:p>
+        </w:tc>
+        <w:tc>
+          <w:tcPr>
+            <w:tcW w:type="dxa" w:w="5010"/>
+            <w:tcMar>
+              <w:top w:w="80" w:type="dxa"/>
+              <w:start w:w="120" w:type="dxa"/>
+              <w:bottom w:w="80" w:type="dxa"/>
+              <w:end w:w="120" w:type="dxa"/>
+            </w:tcMar>
+            <w:vAlign w:val="center"/>
+          </w:tcPr>
+          <w:p>
+            <w:r>
+              <w:rPr>
+                <w:rFonts w:ascii="Calibri" w:hAnsi="Calibri" w:eastAsia="Microsoft YaHei"/>
+                <w:sz w:val="19"/>
+              </w:rPr>
+              <w:t>硬失败 REJECT；样本不足 INCONCLUSIVE；PROMOTE 严格受控</w:t>
+            </w:r>
+          </w:p>
+        </w:tc>
+      </w:tr>
+      <w:tr>
+        <w:trPr>
+          <w:cantSplit/>
+        </w:trPr>
+        <w:tc>
+          <w:tcPr>
+            <w:tcW w:type="dxa" w:w="1200"/>
+            <w:tcMar>
+              <w:top w:w="80" w:type="dxa"/>
+              <w:start w:w="120" w:type="dxa"/>
+              <w:bottom w:w="80" w:type="dxa"/>
+              <w:end w:w="120" w:type="dxa"/>
+            </w:tcMar>
+            <w:vAlign w:val="center"/>
+          </w:tcPr>
+          <w:p>
+            <w:r>
+              <w:rPr>
+                <w:rFonts w:ascii="Calibri" w:hAnsi="Calibri" w:eastAsia="Microsoft YaHei"/>
+                <w:sz w:val="19"/>
+              </w:rPr>
+              <w:t>FR-016</w:t>
+            </w:r>
+          </w:p>
+        </w:tc>
+        <w:tc>
+          <w:tcPr>
+            <w:tcW w:type="dxa" w:w="3150"/>
+            <w:tcMar>
+              <w:top w:w="80" w:type="dxa"/>
+              <w:start w:w="120" w:type="dxa"/>
+              <w:bottom w:w="80" w:type="dxa"/>
+              <w:end w:w="120" w:type="dxa"/>
+            </w:tcMar>
+            <w:vAlign w:val="center"/>
+          </w:tcPr>
+          <w:p>
+            <w:r>
+              <w:rPr>
+                <w:rFonts w:ascii="Calibri" w:hAnsi="Calibri" w:eastAsia="Microsoft YaHei"/>
+                <w:sz w:val="19"/>
+              </w:rPr>
+              <w:t>只读服务</w:t>
+            </w:r>
+          </w:p>
+        </w:tc>
+        <w:tc>
+          <w:tcPr>
+            <w:tcW w:type="dxa" w:w="5010"/>
+            <w:tcMar>
+              <w:top w:w="80" w:type="dxa"/>
+              <w:start w:w="120" w:type="dxa"/>
+              <w:bottom w:w="80" w:type="dxa"/>
+              <w:end w:w="120" w:type="dxa"/>
+            </w:tcMar>
+            <w:vAlign w:val="center"/>
+          </w:tcPr>
+          <w:p>
+            <w:r>
+              <w:rPr>
+                <w:rFonts w:ascii="Calibri" w:hAnsi="Calibri" w:eastAsia="Microsoft YaHei"/>
+                <w:sz w:val="19"/>
+              </w:rPr>
+              <w:t>health/report/signals/orders；POST 405</w:t>
+            </w:r>
+          </w:p>
+        </w:tc>
+      </w:tr>
+      <w:tr>
+        <w:trPr>
+          <w:cantSplit/>
+        </w:trPr>
+        <w:tc>
+          <w:tcPr>
+            <w:tcW w:type="dxa" w:w="1200"/>
+            <w:tcMar>
+              <w:top w:w="80" w:type="dxa"/>
+              <w:start w:w="120" w:type="dxa"/>
+              <w:bottom w:w="80" w:type="dxa"/>
+              <w:end w:w="120" w:type="dxa"/>
+            </w:tcMar>
+            <w:vAlign w:val="center"/>
+          </w:tcPr>
+          <w:p>
+            <w:r>
+              <w:rPr>
+                <w:rFonts w:ascii="Calibri" w:hAnsi="Calibri" w:eastAsia="Microsoft YaHei"/>
+                <w:sz w:val="19"/>
+              </w:rPr>
+              <w:t>FR-017</w:t>
+            </w:r>
+          </w:p>
+        </w:tc>
+        <w:tc>
+          <w:tcPr>
+            <w:tcW w:type="dxa" w:w="3150"/>
+            <w:tcMar>
+              <w:top w:w="80" w:type="dxa"/>
+              <w:start w:w="120" w:type="dxa"/>
+              <w:bottom w:w="80" w:type="dxa"/>
+              <w:end w:w="120" w:type="dxa"/>
+            </w:tcMar>
+            <w:vAlign w:val="center"/>
+          </w:tcPr>
+          <w:p>
+            <w:r>
+              <w:rPr>
+                <w:rFonts w:ascii="Calibri" w:hAnsi="Calibri" w:eastAsia="Microsoft YaHei"/>
+                <w:sz w:val="19"/>
+              </w:rPr>
+              <w:t>可复现产物</w:t>
+            </w:r>
+          </w:p>
+        </w:tc>
+        <w:tc>
+          <w:tcPr>
+            <w:tcW w:type="dxa" w:w="5010"/>
+            <w:tcMar>
+              <w:top w:w="80" w:type="dxa"/>
+              <w:start w:w="120" w:type="dxa"/>
+              <w:bottom w:w="80" w:type="dxa"/>
+              <w:end w:w="120" w:type="dxa"/>
+            </w:tcMar>
+            <w:vAlign w:val="center"/>
+          </w:tcPr>
+          <w:p>
+            <w:r>
+              <w:rPr>
+                <w:rFonts w:ascii="Calibri" w:hAnsi="Calibri" w:eastAsia="Microsoft YaHei"/>
+                <w:sz w:val="19"/>
+              </w:rPr>
+              <w:t>run ID、输入、配置、命令、清单、门禁和局限</w:t>
+            </w:r>
+          </w:p>
+        </w:tc>
+      </w:tr>
+      <w:tr>
+        <w:trPr>
+          <w:cantSplit/>
+        </w:trPr>
+        <w:tc>
+          <w:tcPr>
+            <w:tcW w:type="dxa" w:w="1200"/>
+            <w:tcMar>
+              <w:top w:w="80" w:type="dxa"/>
+              <w:start w:w="120" w:type="dxa"/>
+              <w:bottom w:w="80" w:type="dxa"/>
+              <w:end w:w="120" w:type="dxa"/>
+            </w:tcMar>
+            <w:vAlign w:val="center"/>
+          </w:tcPr>
+          <w:p>
+            <w:r>
+              <w:rPr>
+                <w:rFonts w:ascii="Calibri" w:hAnsi="Calibri" w:eastAsia="Microsoft YaHei"/>
+                <w:sz w:val="19"/>
+              </w:rPr>
+              <w:t>FR-018</w:t>
+            </w:r>
+          </w:p>
+        </w:tc>
+        <w:tc>
+          <w:tcPr>
+            <w:tcW w:type="dxa" w:w="3150"/>
+            <w:tcMar>
+              <w:top w:w="80" w:type="dxa"/>
+              <w:start w:w="120" w:type="dxa"/>
+              <w:bottom w:w="80" w:type="dxa"/>
+              <w:end w:w="120" w:type="dxa"/>
+            </w:tcMar>
+            <w:vAlign w:val="center"/>
+          </w:tcPr>
+          <w:p>
+            <w:r>
+              <w:rPr>
+                <w:rFonts w:ascii="Calibri" w:hAnsi="Calibri" w:eastAsia="Microsoft YaHei"/>
+                <w:sz w:val="19"/>
+              </w:rPr>
+              <w:t>实盘阻断</w:t>
+            </w:r>
+          </w:p>
+        </w:tc>
+        <w:tc>
+          <w:tcPr>
+            <w:tcW w:type="dxa" w:w="5010"/>
+            <w:tcMar>
+              <w:top w:w="80" w:type="dxa"/>
+              <w:start w:w="120" w:type="dxa"/>
+              <w:bottom w:w="80" w:type="dxa"/>
+              <w:end w:w="120" w:type="dxa"/>
+            </w:tcMar>
+            <w:vAlign w:val="center"/>
+          </w:tcPr>
+          <w:p>
+            <w:r>
+              <w:rPr>
+                <w:rFonts w:ascii="Calibri" w:hAnsi="Calibri" w:eastAsia="Microsoft YaHei"/>
+                <w:sz w:val="19"/>
+              </w:rPr>
+              <w:t>PB/真实样本/OOS/独立验证/授权缺一则 BLOCKED</w:t>
             </w:r>
           </w:p>
         </w:tc>
@@ -900,15 +1946,455 @@
         <w:t>5. 非功能需求</w:t>
       </w:r>
     </w:p>
+    <w:tbl>
+      <w:tblPr>
+        <w:tblStyle w:val="TableGrid"/>
+        <w:tblW w:type="dxa" w:w="9360"/>
+        <w:tblLayout w:type="fixed"/>
+        <w:tblLook w:firstColumn="1" w:firstRow="1" w:lastColumn="0" w:lastRow="0" w:noHBand="0" w:noVBand="1" w:val="04A0"/>
+        <w:tblInd w:w="120" w:type="dxa"/>
+      </w:tblPr>
+      <w:tblGrid>
+        <w:gridCol w:w="1800"/>
+        <w:gridCol w:w="7560"/>
+      </w:tblGrid>
+      <w:tr>
+        <w:trPr>
+          <w:cantSplit/>
+          <w:tblHeader w:val="true"/>
+        </w:trPr>
+        <w:tc>
+          <w:tcPr>
+            <w:tcW w:type="dxa" w:w="1800"/>
+            <w:shd w:fill="F2F4F7"/>
+            <w:tcMar>
+              <w:top w:w="80" w:type="dxa"/>
+              <w:start w:w="120" w:type="dxa"/>
+              <w:bottom w:w="80" w:type="dxa"/>
+              <w:end w:w="120" w:type="dxa"/>
+            </w:tcMar>
+            <w:vAlign w:val="center"/>
+          </w:tcPr>
+          <w:p>
+            <w:pPr>
+              <w:jc w:val="left"/>
+            </w:pPr>
+            <w:r>
+              <w:rPr>
+                <w:rFonts w:ascii="Calibri" w:hAnsi="Calibri" w:eastAsia="Microsoft YaHei"/>
+                <w:b/>
+                <w:color w:val="1F4D78"/>
+                <w:sz w:val="20"/>
+              </w:rPr>
+              <w:t>属性</w:t>
+            </w:r>
+          </w:p>
+        </w:tc>
+        <w:tc>
+          <w:tcPr>
+            <w:tcW w:type="dxa" w:w="7560"/>
+            <w:shd w:fill="F2F4F7"/>
+            <w:tcMar>
+              <w:top w:w="80" w:type="dxa"/>
+              <w:start w:w="120" w:type="dxa"/>
+              <w:bottom w:w="80" w:type="dxa"/>
+              <w:end w:w="120" w:type="dxa"/>
+            </w:tcMar>
+            <w:vAlign w:val="center"/>
+          </w:tcPr>
+          <w:p>
+            <w:pPr>
+              <w:jc w:val="left"/>
+            </w:pPr>
+            <w:r>
+              <w:rPr>
+                <w:rFonts w:ascii="Calibri" w:hAnsi="Calibri" w:eastAsia="Microsoft YaHei"/>
+                <w:b/>
+                <w:color w:val="1F4D78"/>
+                <w:sz w:val="20"/>
+              </w:rPr>
+              <w:t>要求</w:t>
+            </w:r>
+          </w:p>
+        </w:tc>
+      </w:tr>
+      <w:tr>
+        <w:trPr>
+          <w:cantSplit/>
+        </w:trPr>
+        <w:tc>
+          <w:tcPr>
+            <w:tcW w:type="dxa" w:w="1800"/>
+            <w:tcMar>
+              <w:top w:w="80" w:type="dxa"/>
+              <w:start w:w="120" w:type="dxa"/>
+              <w:bottom w:w="80" w:type="dxa"/>
+              <w:end w:w="120" w:type="dxa"/>
+            </w:tcMar>
+            <w:vAlign w:val="center"/>
+          </w:tcPr>
+          <w:p>
+            <w:r>
+              <w:rPr>
+                <w:rFonts w:ascii="Calibri" w:hAnsi="Calibri" w:eastAsia="Microsoft YaHei"/>
+                <w:sz w:val="19"/>
+              </w:rPr>
+              <w:t>安全</w:t>
+            </w:r>
+          </w:p>
+        </w:tc>
+        <w:tc>
+          <w:tcPr>
+            <w:tcW w:type="dxa" w:w="7560"/>
+            <w:tcMar>
+              <w:top w:w="80" w:type="dxa"/>
+              <w:start w:w="120" w:type="dxa"/>
+              <w:bottom w:w="80" w:type="dxa"/>
+              <w:end w:w="120" w:type="dxa"/>
+            </w:tcMar>
+            <w:vAlign w:val="center"/>
+          </w:tcPr>
+          <w:p>
+            <w:r>
+              <w:rPr>
+                <w:rFonts w:ascii="Calibri" w:hAnsi="Calibri" w:eastAsia="Microsoft YaHei"/>
+                <w:sz w:val="19"/>
+              </w:rPr>
+              <w:t>无券商凭据、无真实订单写路径、新闻侧只读</w:t>
+            </w:r>
+          </w:p>
+        </w:tc>
+      </w:tr>
+      <w:tr>
+        <w:trPr>
+          <w:cantSplit/>
+        </w:trPr>
+        <w:tc>
+          <w:tcPr>
+            <w:tcW w:type="dxa" w:w="1800"/>
+            <w:tcMar>
+              <w:top w:w="80" w:type="dxa"/>
+              <w:start w:w="120" w:type="dxa"/>
+              <w:bottom w:w="80" w:type="dxa"/>
+              <w:end w:w="120" w:type="dxa"/>
+            </w:tcMar>
+            <w:vAlign w:val="center"/>
+          </w:tcPr>
+          <w:p>
+            <w:r>
+              <w:rPr>
+                <w:rFonts w:ascii="Calibri" w:hAnsi="Calibri" w:eastAsia="Microsoft YaHei"/>
+                <w:sz w:val="19"/>
+              </w:rPr>
+              <w:t>确定性</w:t>
+            </w:r>
+          </w:p>
+        </w:tc>
+        <w:tc>
+          <w:tcPr>
+            <w:tcW w:type="dxa" w:w="7560"/>
+            <w:tcMar>
+              <w:top w:w="80" w:type="dxa"/>
+              <w:start w:w="120" w:type="dxa"/>
+              <w:bottom w:w="80" w:type="dxa"/>
+              <w:end w:w="120" w:type="dxa"/>
+            </w:tcMar>
+            <w:vAlign w:val="center"/>
+          </w:tcPr>
+          <w:p>
+            <w:r>
+              <w:rPr>
+                <w:rFonts w:ascii="Calibri" w:hAnsi="Calibri" w:eastAsia="Microsoft YaHei"/>
+                <w:sz w:val="19"/>
+              </w:rPr>
+              <w:t>相同输入和配置产生相同 signal/order/run ID</w:t>
+            </w:r>
+          </w:p>
+        </w:tc>
+      </w:tr>
+      <w:tr>
+        <w:trPr>
+          <w:cantSplit/>
+        </w:trPr>
+        <w:tc>
+          <w:tcPr>
+            <w:tcW w:type="dxa" w:w="1800"/>
+            <w:tcMar>
+              <w:top w:w="80" w:type="dxa"/>
+              <w:start w:w="120" w:type="dxa"/>
+              <w:bottom w:w="80" w:type="dxa"/>
+              <w:end w:w="120" w:type="dxa"/>
+            </w:tcMar>
+            <w:vAlign w:val="center"/>
+          </w:tcPr>
+          <w:p>
+            <w:r>
+              <w:rPr>
+                <w:rFonts w:ascii="Calibri" w:hAnsi="Calibri" w:eastAsia="Microsoft YaHei"/>
+                <w:sz w:val="19"/>
+              </w:rPr>
+              <w:t>兼容性</w:t>
+            </w:r>
+          </w:p>
+        </w:tc>
+        <w:tc>
+          <w:tcPr>
+            <w:tcW w:type="dxa" w:w="7560"/>
+            <w:tcMar>
+              <w:top w:w="80" w:type="dxa"/>
+              <w:start w:w="120" w:type="dxa"/>
+              <w:bottom w:w="80" w:type="dxa"/>
+              <w:end w:w="120" w:type="dxa"/>
+            </w:tcMar>
+            <w:vAlign w:val="center"/>
+          </w:tcPr>
+          <w:p>
+            <w:r>
+              <w:rPr>
+                <w:rFonts w:ascii="Calibri" w:hAnsi="Calibri" w:eastAsia="Microsoft YaHei"/>
+                <w:sz w:val="19"/>
+              </w:rPr>
+              <w:t>核心标准库；Parquet/V4 为 pandas/pyarrow 可选依赖</w:t>
+            </w:r>
+          </w:p>
+        </w:tc>
+      </w:tr>
+      <w:tr>
+        <w:trPr>
+          <w:cantSplit/>
+        </w:trPr>
+        <w:tc>
+          <w:tcPr>
+            <w:tcW w:type="dxa" w:w="1800"/>
+            <w:tcMar>
+              <w:top w:w="80" w:type="dxa"/>
+              <w:start w:w="120" w:type="dxa"/>
+              <w:bottom w:w="80" w:type="dxa"/>
+              <w:end w:w="120" w:type="dxa"/>
+            </w:tcMar>
+            <w:vAlign w:val="center"/>
+          </w:tcPr>
+          <w:p>
+            <w:r>
+              <w:rPr>
+                <w:rFonts w:ascii="Calibri" w:hAnsi="Calibri" w:eastAsia="Microsoft YaHei"/>
+                <w:sz w:val="19"/>
+              </w:rPr>
+              <w:t>可测试</w:t>
+            </w:r>
+          </w:p>
+        </w:tc>
+        <w:tc>
+          <w:tcPr>
+            <w:tcW w:type="dxa" w:w="7560"/>
+            <w:tcMar>
+              <w:top w:w="80" w:type="dxa"/>
+              <w:start w:w="120" w:type="dxa"/>
+              <w:bottom w:w="80" w:type="dxa"/>
+              <w:end w:w="120" w:type="dxa"/>
+            </w:tcMar>
+            <w:vAlign w:val="center"/>
+          </w:tcPr>
+          <w:p>
+            <w:r>
+              <w:rPr>
+                <w:rFonts w:ascii="Calibri" w:hAnsi="Calibri" w:eastAsia="Microsoft YaHei"/>
+                <w:sz w:val="19"/>
+              </w:rPr>
+              <w:t>覆盖失败关闭、时间异常、版本、融合和外部契约</w:t>
+            </w:r>
+          </w:p>
+        </w:tc>
+      </w:tr>
+      <w:tr>
+        <w:trPr>
+          <w:cantSplit/>
+        </w:trPr>
+        <w:tc>
+          <w:tcPr>
+            <w:tcW w:type="dxa" w:w="1800"/>
+            <w:tcMar>
+              <w:top w:w="80" w:type="dxa"/>
+              <w:start w:w="120" w:type="dxa"/>
+              <w:bottom w:w="80" w:type="dxa"/>
+              <w:end w:w="120" w:type="dxa"/>
+            </w:tcMar>
+            <w:vAlign w:val="center"/>
+          </w:tcPr>
+          <w:p>
+            <w:r>
+              <w:rPr>
+                <w:rFonts w:ascii="Calibri" w:hAnsi="Calibri" w:eastAsia="Microsoft YaHei"/>
+                <w:sz w:val="19"/>
+              </w:rPr>
+              <w:t>可审计</w:t>
+            </w:r>
+          </w:p>
+        </w:tc>
+        <w:tc>
+          <w:tcPr>
+            <w:tcW w:type="dxa" w:w="7560"/>
+            <w:tcMar>
+              <w:top w:w="80" w:type="dxa"/>
+              <w:start w:w="120" w:type="dxa"/>
+              <w:bottom w:w="80" w:type="dxa"/>
+              <w:end w:w="120" w:type="dxa"/>
+            </w:tcMar>
+            <w:vAlign w:val="center"/>
+          </w:tcPr>
+          <w:p>
+            <w:r>
+              <w:rPr>
+                <w:rFonts w:ascii="Calibri" w:hAnsi="Calibri" w:eastAsia="Microsoft YaHei"/>
+                <w:sz w:val="19"/>
+              </w:rPr>
+              <w:t>事实、推断、未知、决策分离；synthetic 指标带限制</w:t>
+            </w:r>
+          </w:p>
+        </w:tc>
+      </w:tr>
+      <w:tr>
+        <w:trPr>
+          <w:cantSplit/>
+        </w:trPr>
+        <w:tc>
+          <w:tcPr>
+            <w:tcW w:type="dxa" w:w="1800"/>
+            <w:tcMar>
+              <w:top w:w="80" w:type="dxa"/>
+              <w:start w:w="120" w:type="dxa"/>
+              <w:bottom w:w="80" w:type="dxa"/>
+              <w:end w:w="120" w:type="dxa"/>
+            </w:tcMar>
+            <w:vAlign w:val="center"/>
+          </w:tcPr>
+          <w:p>
+            <w:r>
+              <w:rPr>
+                <w:rFonts w:ascii="Calibri" w:hAnsi="Calibri" w:eastAsia="Microsoft YaHei"/>
+                <w:sz w:val="19"/>
+              </w:rPr>
+              <w:t>可运维</w:t>
+            </w:r>
+          </w:p>
+        </w:tc>
+        <w:tc>
+          <w:tcPr>
+            <w:tcW w:type="dxa" w:w="7560"/>
+            <w:tcMar>
+              <w:top w:w="80" w:type="dxa"/>
+              <w:start w:w="120" w:type="dxa"/>
+              <w:bottom w:w="80" w:type="dxa"/>
+              <w:end w:w="120" w:type="dxa"/>
+            </w:tcMar>
+            <w:vAlign w:val="center"/>
+          </w:tcPr>
+          <w:p>
+            <w:r>
+              <w:rPr>
+                <w:rFonts w:ascii="Calibri" w:hAnsi="Calibri" w:eastAsia="Microsoft YaHei"/>
+                <w:sz w:val="19"/>
+              </w:rPr>
+              <w:t>健康检查、Docker、可配置 artifact directory</w:t>
+            </w:r>
+          </w:p>
+        </w:tc>
+      </w:tr>
+    </w:tbl>
     <w:p>
       <w:pPr>
-        <w:pStyle w:val="ListBullet"/>
+        <w:spacing w:after="40"/>
+      </w:pPr>
+    </w:p>
+    <w:p>
+      <w:pPr>
+        <w:pStyle w:val="Heading1"/>
+      </w:pPr>
+      <w:r>
+        <w:t>6. 研究运行</w:t>
+      </w:r>
+    </w:p>
+    <w:p>
+      <w:pPr>
+        <w:pStyle w:val="ListNumber"/>
+        <w:numPr>
+          <w:ilvl w:val="0"/>
+          <w:numId w:val="10"/>
+        </w:numPr>
       </w:pPr>
       <w:r>
         <w:rPr>
           <w:rFonts w:ascii="Calibri" w:hAnsi="Calibri" w:eastAsia="Microsoft YaHei"/>
         </w:rPr>
-        <w:t>确定性：相同输入和配置产生相同配置哈希、信号和订单。</w:t>
+        <w:t>检查新闻服务与因子输入。</w:t>
+      </w:r>
+    </w:p>
+    <w:p>
+      <w:pPr>
+        <w:pStyle w:val="ListNumber"/>
+        <w:numPr>
+          <w:ilvl w:val="0"/>
+          <w:numId w:val="10"/>
+        </w:numPr>
+      </w:pPr>
+      <w:r>
+        <w:rPr>
+          <w:rFonts w:ascii="Calibri" w:hAnsi="Calibri" w:eastAsia="Microsoft YaHei"/>
+        </w:rPr>
+        <w:t>导出所有事件版本并选择 as-of 可见版本。</w:t>
+      </w:r>
+    </w:p>
+    <w:p>
+      <w:pPr>
+        <w:pStyle w:val="ListNumber"/>
+        <w:numPr>
+          <w:ilvl w:val="0"/>
+          <w:numId w:val="10"/>
+        </w:numPr>
+      </w:pPr>
+      <w:r>
+        <w:rPr>
+          <w:rFonts w:ascii="Calibri" w:hAnsi="Calibri" w:eastAsia="Microsoft YaHei"/>
+        </w:rPr>
+        <w:t>生成信号、三路权重和预 V4 cache。</w:t>
+      </w:r>
+    </w:p>
+    <w:p>
+      <w:pPr>
+        <w:pStyle w:val="ListNumber"/>
+        <w:numPr>
+          <w:ilvl w:val="0"/>
+          <w:numId w:val="10"/>
+        </w:numPr>
+      </w:pPr>
+      <w:r>
+        <w:rPr>
+          <w:rFonts w:ascii="Calibri" w:hAnsi="Calibri" w:eastAsia="Microsoft YaHei"/>
+        </w:rPr>
+        <w:t>运行 V4 production loader、三路回测和 Paper OMS。</w:t>
+      </w:r>
+    </w:p>
+    <w:p>
+      <w:pPr>
+        <w:pStyle w:val="ListNumber"/>
+        <w:numPr>
+          <w:ilvl w:val="0"/>
+          <w:numId w:val="10"/>
+        </w:numPr>
+      </w:pPr>
+      <w:r>
+        <w:rPr>
+          <w:rFonts w:ascii="Calibri" w:hAnsi="Calibri" w:eastAsia="Microsoft YaHei"/>
+        </w:rPr>
+        <w:t>生成报告、审计产物和只读 API。</w:t>
+      </w:r>
+    </w:p>
+    <w:p>
+      <w:pPr>
+        <w:pStyle w:val="Heading1"/>
+      </w:pPr>
+      <w:r>
+        <w:t>7. 失败关闭</w:t>
       </w:r>
     </w:p>
     <w:p>
@@ -919,7 +2405,7 @@
         <w:rPr>
           <w:rFonts w:ascii="Calibri" w:hAnsi="Calibri" w:eastAsia="Microsoft YaHei"/>
         </w:rPr>
-        <w:t>安全：不读取券商凭据，不提供写交易端点。</w:t>
+        <w:t>Synthetic 未授权、证据缺失、版本冲突或股票池无重叠：立即失败。</w:t>
       </w:r>
     </w:p>
     <w:p>
@@ -930,7 +2416,7 @@
         <w:rPr>
           <w:rFonts w:ascii="Calibri" w:hAnsi="Calibri" w:eastAsia="Microsoft YaHei"/>
         </w:rPr>
-        <w:t>可复现：运行报告记录输入摘要、配置和版本。</w:t>
+        <w:t>Parquet 引擎缺失：CSV 仍可写；请求 V4 时失败并披露原因。</w:t>
       </w:r>
     </w:p>
     <w:p>
@@ -941,7 +2427,7 @@
         <w:rPr>
           <w:rFonts w:ascii="Calibri" w:hAnsi="Calibri" w:eastAsia="Microsoft YaHei"/>
         </w:rPr>
-        <w:t>可部署：Python 3.11+ 直接运行，提供 Docker 配置。</w:t>
+        <w:t>PB feed 缺失：研究继续，但 Live 永久保持 BLOCKED。</w:t>
       </w:r>
     </w:p>
     <w:p>
@@ -952,18 +2438,7 @@
         <w:rPr>
           <w:rFonts w:ascii="Calibri" w:hAnsi="Calibri" w:eastAsia="Microsoft YaHei"/>
         </w:rPr>
-        <w:t>可测试：核心领域逻辑由标准库单元测试覆盖。</w:t>
-      </w:r>
-    </w:p>
-    <w:p>
-      <w:pPr>
-        <w:pStyle w:val="ListBullet"/>
-      </w:pPr>
-      <w:r>
-        <w:rPr>
-          <w:rFonts w:ascii="Calibri" w:hAnsi="Calibri" w:eastAsia="Microsoft YaHei"/>
-        </w:rPr>
-        <w:t>可审计：重要结论区分已验证事实、推断、未知和决策。</w:t>
+        <w:t>样本不足：输出 INCONCLUSIVE，不继续调参或包装收益。</w:t>
       </w:r>
     </w:p>
     <w:p>
@@ -971,7 +2446,7 @@
         <w:pStyle w:val="Heading1"/>
       </w:pPr>
       <w:r>
-        <w:t>6. 验收标准</w:t>
+        <w:t>8. 验收标准</w:t>
       </w:r>
     </w:p>
     <w:tbl>
@@ -984,13 +2459,18 @@
       </w:tblPr>
       <w:tblGrid>
         <w:gridCol w:w="2100"/>
-        <w:gridCol w:w="7260"/>
+        <w:gridCol w:w="4300"/>
+        <w:gridCol w:w="2960"/>
       </w:tblGrid>
       <w:tr>
+        <w:trPr>
+          <w:cantSplit/>
+          <w:tblHeader w:val="true"/>
+        </w:trPr>
         <w:tc>
           <w:tcPr>
             <w:tcW w:type="dxa" w:w="2100"/>
-            <w:shd w:fill="E8EEF5"/>
+            <w:shd w:fill="F2F4F7"/>
             <w:tcMar>
               <w:top w:w="80" w:type="dxa"/>
               <w:start w:w="120" w:type="dxa"/>
@@ -1016,8 +2496,8 @@
         </w:tc>
         <w:tc>
           <w:tcPr>
-            <w:tcW w:type="dxa" w:w="7260"/>
-            <w:shd w:fill="E8EEF5"/>
+            <w:tcW w:type="dxa" w:w="4300"/>
+            <w:shd w:fill="F2F4F7"/>
             <w:tcMar>
               <w:top w:w="80" w:type="dxa"/>
               <w:start w:w="120" w:type="dxa"/>
@@ -1041,11 +2521,38 @@
             </w:r>
           </w:p>
         </w:tc>
-        <w:trPr>
-          <w:tblHeader/>
-        </w:trPr>
+        <w:tc>
+          <w:tcPr>
+            <w:tcW w:type="dxa" w:w="2960"/>
+            <w:shd w:fill="F2F4F7"/>
+            <w:tcMar>
+              <w:top w:w="80" w:type="dxa"/>
+              <w:start w:w="120" w:type="dxa"/>
+              <w:bottom w:w="80" w:type="dxa"/>
+              <w:end w:w="120" w:type="dxa"/>
+            </w:tcMar>
+            <w:vAlign w:val="center"/>
+          </w:tcPr>
+          <w:p>
+            <w:pPr>
+              <w:jc w:val="left"/>
+            </w:pPr>
+            <w:r>
+              <w:rPr>
+                <w:rFonts w:ascii="Calibri" w:hAnsi="Calibri" w:eastAsia="Microsoft YaHei"/>
+                <w:b/>
+                <w:color w:val="1F4D78"/>
+                <w:sz w:val="20"/>
+              </w:rPr>
+              <w:t>当前状态</w:t>
+            </w:r>
+          </w:p>
+        </w:tc>
       </w:tr>
       <w:tr>
+        <w:trPr>
+          <w:cantSplit/>
+        </w:trPr>
         <w:tc>
           <w:tcPr>
             <w:tcW w:type="dxa" w:w="2100"/>
@@ -1063,13 +2570,13 @@
                 <w:rFonts w:ascii="Calibri" w:hAnsi="Calibri" w:eastAsia="Microsoft YaHei"/>
                 <w:sz w:val="19"/>
               </w:rPr>
-              <w:t>时间与版本</w:t>
+              <w:t>新闻联调</w:t>
             </w:r>
           </w:p>
         </w:tc>
         <w:tc>
           <w:tcPr>
-            <w:tcW w:type="dxa" w:w="7260"/>
+            <w:tcW w:type="dxa" w:w="4300"/>
             <w:tcMar>
               <w:top w:w="80" w:type="dxa"/>
               <w:start w:w="120" w:type="dxa"/>
@@ -1084,12 +2591,172 @@
                 <w:rFonts w:ascii="Calibri" w:hAnsi="Calibri" w:eastAsia="Microsoft YaHei"/>
                 <w:sz w:val="19"/>
               </w:rPr>
-              <w:t>未来版本不能进入历史运行；observed_at 不早于 published_at。</w:t>
+              <w:t>真实 GET，所有版本导出</w:t>
+            </w:r>
+          </w:p>
+        </w:tc>
+        <w:tc>
+          <w:tcPr>
+            <w:tcW w:type="dxa" w:w="2960"/>
+            <w:tcMar>
+              <w:top w:w="80" w:type="dxa"/>
+              <w:start w:w="120" w:type="dxa"/>
+              <w:bottom w:w="80" w:type="dxa"/>
+              <w:end w:w="120" w:type="dxa"/>
+            </w:tcMar>
+            <w:vAlign w:val="center"/>
+          </w:tcPr>
+          <w:p>
+            <w:r>
+              <w:rPr>
+                <w:rFonts w:ascii="Calibri" w:hAnsi="Calibri" w:eastAsia="Microsoft YaHei"/>
+                <w:sz w:val="19"/>
+              </w:rPr>
+              <w:t>PASS：1 event / 2 versions</w:t>
             </w:r>
           </w:p>
         </w:tc>
       </w:tr>
       <w:tr>
+        <w:trPr>
+          <w:cantSplit/>
+        </w:trPr>
+        <w:tc>
+          <w:tcPr>
+            <w:tcW w:type="dxa" w:w="2100"/>
+            <w:tcMar>
+              <w:top w:w="80" w:type="dxa"/>
+              <w:start w:w="120" w:type="dxa"/>
+              <w:bottom w:w="80" w:type="dxa"/>
+              <w:end w:w="120" w:type="dxa"/>
+            </w:tcMar>
+            <w:vAlign w:val="center"/>
+          </w:tcPr>
+          <w:p>
+            <w:r>
+              <w:rPr>
+                <w:rFonts w:ascii="Calibri" w:hAnsi="Calibri" w:eastAsia="Microsoft YaHei"/>
+                <w:sz w:val="19"/>
+              </w:rPr>
+              <w:t>时间/版本</w:t>
+            </w:r>
+          </w:p>
+        </w:tc>
+        <w:tc>
+          <w:tcPr>
+            <w:tcW w:type="dxa" w:w="4300"/>
+            <w:tcMar>
+              <w:top w:w="80" w:type="dxa"/>
+              <w:start w:w="120" w:type="dxa"/>
+              <w:bottom w:w="80" w:type="dxa"/>
+              <w:end w:w="120" w:type="dxa"/>
+            </w:tcMar>
+            <w:vAlign w:val="center"/>
+          </w:tcPr>
+          <w:p>
+            <w:r>
+              <w:rPr>
+                <w:rFonts w:ascii="Calibri" w:hAnsi="Calibri" w:eastAsia="Microsoft YaHei"/>
+                <w:sz w:val="19"/>
+              </w:rPr>
+              <w:t>未来版本不可见，异常时间不提前</w:t>
+            </w:r>
+          </w:p>
+        </w:tc>
+        <w:tc>
+          <w:tcPr>
+            <w:tcW w:type="dxa" w:w="2960"/>
+            <w:tcMar>
+              <w:top w:w="80" w:type="dxa"/>
+              <w:start w:w="120" w:type="dxa"/>
+              <w:bottom w:w="80" w:type="dxa"/>
+              <w:end w:w="120" w:type="dxa"/>
+            </w:tcMar>
+            <w:vAlign w:val="center"/>
+          </w:tcPr>
+          <w:p>
+            <w:r>
+              <w:rPr>
+                <w:rFonts w:ascii="Calibri" w:hAnsi="Calibri" w:eastAsia="Microsoft YaHei"/>
+                <w:sz w:val="19"/>
+              </w:rPr>
+              <w:t>PASS</w:t>
+            </w:r>
+          </w:p>
+        </w:tc>
+      </w:tr>
+      <w:tr>
+        <w:trPr>
+          <w:cantSplit/>
+        </w:trPr>
+        <w:tc>
+          <w:tcPr>
+            <w:tcW w:type="dxa" w:w="2100"/>
+            <w:tcMar>
+              <w:top w:w="80" w:type="dxa"/>
+              <w:start w:w="120" w:type="dxa"/>
+              <w:bottom w:w="80" w:type="dxa"/>
+              <w:end w:w="120" w:type="dxa"/>
+            </w:tcMar>
+            <w:vAlign w:val="center"/>
+          </w:tcPr>
+          <w:p>
+            <w:r>
+              <w:rPr>
+                <w:rFonts w:ascii="Calibri" w:hAnsi="Calibri" w:eastAsia="Microsoft YaHei"/>
+                <w:sz w:val="19"/>
+              </w:rPr>
+              <w:t>Synthetic</w:t>
+            </w:r>
+          </w:p>
+        </w:tc>
+        <w:tc>
+          <w:tcPr>
+            <w:tcW w:type="dxa" w:w="4300"/>
+            <w:tcMar>
+              <w:top w:w="80" w:type="dxa"/>
+              <w:start w:w="120" w:type="dxa"/>
+              <w:bottom w:w="80" w:type="dxa"/>
+              <w:end w:w="120" w:type="dxa"/>
+            </w:tcMar>
+            <w:vAlign w:val="center"/>
+          </w:tcPr>
+          <w:p>
+            <w:r>
+              <w:rPr>
+                <w:rFonts w:ascii="Calibri" w:hAnsi="Calibri" w:eastAsia="Microsoft YaHei"/>
+                <w:sz w:val="19"/>
+              </w:rPr>
+              <w:t>默认拒绝，显式 opt-in 仍不 PROMOTE</w:t>
+            </w:r>
+          </w:p>
+        </w:tc>
+        <w:tc>
+          <w:tcPr>
+            <w:tcW w:type="dxa" w:w="2960"/>
+            <w:tcMar>
+              <w:top w:w="80" w:type="dxa"/>
+              <w:start w:w="120" w:type="dxa"/>
+              <w:bottom w:w="80" w:type="dxa"/>
+              <w:end w:w="120" w:type="dxa"/>
+            </w:tcMar>
+            <w:vAlign w:val="center"/>
+          </w:tcPr>
+          <w:p>
+            <w:r>
+              <w:rPr>
+                <w:rFonts w:ascii="Calibri" w:hAnsi="Calibri" w:eastAsia="Microsoft YaHei"/>
+                <w:sz w:val="19"/>
+              </w:rPr>
+              <w:t>PASS</w:t>
+            </w:r>
+          </w:p>
+        </w:tc>
+      </w:tr>
+      <w:tr>
+        <w:trPr>
+          <w:cantSplit/>
+        </w:trPr>
         <w:tc>
           <w:tcPr>
             <w:tcW w:type="dxa" w:w="2100"/>
@@ -1113,7 +2780,7 @@
         </w:tc>
         <w:tc>
           <w:tcPr>
-            <w:tcW w:type="dxa" w:w="7260"/>
+            <w:tcW w:type="dxa" w:w="4300"/>
             <w:tcMar>
               <w:top w:w="80" w:type="dxa"/>
               <w:start w:w="120" w:type="dxa"/>
@@ -1128,12 +2795,36 @@
                 <w:rFonts w:ascii="Calibri" w:hAnsi="Calibri" w:eastAsia="Microsoft YaHei"/>
                 <w:sz w:val="19"/>
               </w:rPr>
-              <w:t>所有信号引用的 evidence_id 存在；事件版本和配置哈希保留。</w:t>
+              <w:t>事件订单可追溯到 evidence 和 URL</w:t>
+            </w:r>
+          </w:p>
+        </w:tc>
+        <w:tc>
+          <w:tcPr>
+            <w:tcW w:type="dxa" w:w="2960"/>
+            <w:tcMar>
+              <w:top w:w="80" w:type="dxa"/>
+              <w:start w:w="120" w:type="dxa"/>
+              <w:bottom w:w="80" w:type="dxa"/>
+              <w:end w:w="120" w:type="dxa"/>
+            </w:tcMar>
+            <w:vAlign w:val="center"/>
+          </w:tcPr>
+          <w:p>
+            <w:r>
+              <w:rPr>
+                <w:rFonts w:ascii="Calibri" w:hAnsi="Calibri" w:eastAsia="Microsoft YaHei"/>
+                <w:sz w:val="19"/>
+              </w:rPr>
+              <w:t>PASS</w:t>
             </w:r>
           </w:p>
         </w:tc>
       </w:tr>
       <w:tr>
+        <w:trPr>
+          <w:cantSplit/>
+        </w:trPr>
         <w:tc>
           <w:tcPr>
             <w:tcW w:type="dxa" w:w="2100"/>
@@ -1151,13 +2842,13 @@
                 <w:rFonts w:ascii="Calibri" w:hAnsi="Calibri" w:eastAsia="Microsoft YaHei"/>
                 <w:sz w:val="19"/>
               </w:rPr>
-              <w:t>交易时序</w:t>
+              <w:t>预 V4</w:t>
             </w:r>
           </w:p>
         </w:tc>
         <w:tc>
           <w:tcPr>
-            <w:tcW w:type="dxa" w:w="7260"/>
+            <w:tcW w:type="dxa" w:w="4300"/>
             <w:tcMar>
               <w:top w:w="80" w:type="dxa"/>
               <w:start w:w="120" w:type="dxa"/>
@@ -1172,12 +2863,36 @@
                 <w:rFonts w:ascii="Calibri" w:hAnsi="Calibri" w:eastAsia="Microsoft YaHei"/>
                 <w:sz w:val="19"/>
               </w:rPr>
-              <w:t>每笔成交日期严格晚于信号截止日期。</w:t>
+              <w:t>net delta=0；turnover&lt;=0.08</w:t>
+            </w:r>
+          </w:p>
+        </w:tc>
+        <w:tc>
+          <w:tcPr>
+            <w:tcW w:type="dxa" w:w="2960"/>
+            <w:tcMar>
+              <w:top w:w="80" w:type="dxa"/>
+              <w:start w:w="120" w:type="dxa"/>
+              <w:bottom w:w="80" w:type="dxa"/>
+              <w:end w:w="120" w:type="dxa"/>
+            </w:tcMar>
+            <w:vAlign w:val="center"/>
+          </w:tcPr>
+          <w:p>
+            <w:r>
+              <w:rPr>
+                <w:rFonts w:ascii="Calibri" w:hAnsi="Calibri" w:eastAsia="Microsoft YaHei"/>
+                <w:sz w:val="19"/>
+              </w:rPr>
+              <w:t>PASS</w:t>
             </w:r>
           </w:p>
         </w:tc>
       </w:tr>
       <w:tr>
+        <w:trPr>
+          <w:cantSplit/>
+        </w:trPr>
         <w:tc>
           <w:tcPr>
             <w:tcW w:type="dxa" w:w="2100"/>
@@ -1195,13 +2910,13 @@
                 <w:rFonts w:ascii="Calibri" w:hAnsi="Calibri" w:eastAsia="Microsoft YaHei"/>
                 <w:sz w:val="19"/>
               </w:rPr>
-              <w:t>组合限制</w:t>
+              <w:t>外部接口</w:t>
             </w:r>
           </w:p>
         </w:tc>
         <w:tc>
           <w:tcPr>
-            <w:tcW w:type="dxa" w:w="7260"/>
+            <w:tcW w:type="dxa" w:w="4300"/>
             <w:tcMar>
               <w:top w:w="80" w:type="dxa"/>
               <w:start w:w="120" w:type="dxa"/>
@@ -1216,12 +2931,36 @@
                 <w:rFonts w:ascii="Calibri" w:hAnsi="Calibri" w:eastAsia="Microsoft YaHei"/>
                 <w:sz w:val="19"/>
               </w:rPr>
-              <w:t>权重和为 1，overlay、换手和单票权重不超限。</w:t>
+              <w:t>V4 prod loader + 三路回测 return code 0</w:t>
+            </w:r>
+          </w:p>
+        </w:tc>
+        <w:tc>
+          <w:tcPr>
+            <w:tcW w:type="dxa" w:w="2960"/>
+            <w:tcMar>
+              <w:top w:w="80" w:type="dxa"/>
+              <w:start w:w="120" w:type="dxa"/>
+              <w:bottom w:w="80" w:type="dxa"/>
+              <w:end w:w="120" w:type="dxa"/>
+            </w:tcMar>
+            <w:vAlign w:val="center"/>
+          </w:tcPr>
+          <w:p>
+            <w:r>
+              <w:rPr>
+                <w:rFonts w:ascii="Calibri" w:hAnsi="Calibri" w:eastAsia="Microsoft YaHei"/>
+                <w:sz w:val="19"/>
+              </w:rPr>
+              <w:t>PASS</w:t>
             </w:r>
           </w:p>
         </w:tc>
       </w:tr>
       <w:tr>
+        <w:trPr>
+          <w:cantSplit/>
+        </w:trPr>
         <w:tc>
           <w:tcPr>
             <w:tcW w:type="dxa" w:w="2100"/>
@@ -1239,13 +2978,13 @@
                 <w:rFonts w:ascii="Calibri" w:hAnsi="Calibri" w:eastAsia="Microsoft YaHei"/>
                 <w:sz w:val="19"/>
               </w:rPr>
-              <w:t>账本闭合</w:t>
+              <w:t>Paper OMS</w:t>
             </w:r>
           </w:p>
         </w:tc>
         <w:tc>
           <w:tcPr>
-            <w:tcW w:type="dxa" w:w="7260"/>
+            <w:tcW w:type="dxa" w:w="4300"/>
             <w:tcMar>
               <w:top w:w="80" w:type="dxa"/>
               <w:start w:w="120" w:type="dxa"/>
@@ -1260,12 +2999,36 @@
                 <w:rFonts w:ascii="Calibri" w:hAnsi="Calibri" w:eastAsia="Microsoft YaHei"/>
                 <w:sz w:val="19"/>
               </w:rPr>
-              <w:t>现金、持仓、市值、费用和总权益闭合到 0.01。</w:t>
+              <w:t>T+1 且闭合到 0.01</w:t>
+            </w:r>
+          </w:p>
+        </w:tc>
+        <w:tc>
+          <w:tcPr>
+            <w:tcW w:type="dxa" w:w="2960"/>
+            <w:tcMar>
+              <w:top w:w="80" w:type="dxa"/>
+              <w:start w:w="120" w:type="dxa"/>
+              <w:bottom w:w="80" w:type="dxa"/>
+              <w:end w:w="120" w:type="dxa"/>
+            </w:tcMar>
+            <w:vAlign w:val="center"/>
+          </w:tcPr>
+          <w:p>
+            <w:r>
+              <w:rPr>
+                <w:rFonts w:ascii="Calibri" w:hAnsi="Calibri" w:eastAsia="Microsoft YaHei"/>
+                <w:sz w:val="19"/>
+              </w:rPr>
+              <w:t>PASS</w:t>
             </w:r>
           </w:p>
         </w:tc>
       </w:tr>
       <w:tr>
+        <w:trPr>
+          <w:cantSplit/>
+        </w:trPr>
         <w:tc>
           <w:tcPr>
             <w:tcW w:type="dxa" w:w="2100"/>
@@ -1283,13 +3046,13 @@
                 <w:rFonts w:ascii="Calibri" w:hAnsi="Calibri" w:eastAsia="Microsoft YaHei"/>
                 <w:sz w:val="19"/>
               </w:rPr>
-              <w:t>研究结论</w:t>
+              <w:t>自动测试</w:t>
             </w:r>
           </w:p>
         </w:tc>
         <w:tc>
           <w:tcPr>
-            <w:tcW w:type="dxa" w:w="7260"/>
+            <w:tcW w:type="dxa" w:w="4300"/>
             <w:tcMar>
               <w:top w:w="80" w:type="dxa"/>
               <w:start w:w="120" w:type="dxa"/>
@@ -1304,12 +3067,36 @@
                 <w:rFonts w:ascii="Calibri" w:hAnsi="Calibri" w:eastAsia="Microsoft YaHei"/>
                 <w:sz w:val="19"/>
               </w:rPr>
-              <w:t>基线和增强独立报告；样本不足返回 INCONCLUSIVE。</w:t>
+              <w:t>全部通过</w:t>
+            </w:r>
+          </w:p>
+        </w:tc>
+        <w:tc>
+          <w:tcPr>
+            <w:tcW w:type="dxa" w:w="2960"/>
+            <w:tcMar>
+              <w:top w:w="80" w:type="dxa"/>
+              <w:start w:w="120" w:type="dxa"/>
+              <w:bottom w:w="80" w:type="dxa"/>
+              <w:end w:w="120" w:type="dxa"/>
+            </w:tcMar>
+            <w:vAlign w:val="center"/>
+          </w:tcPr>
+          <w:p>
+            <w:r>
+              <w:rPr>
+                <w:rFonts w:ascii="Calibri" w:hAnsi="Calibri" w:eastAsia="Microsoft YaHei"/>
+                <w:sz w:val="19"/>
+              </w:rPr>
+              <w:t>PASS：13/13</w:t>
             </w:r>
           </w:p>
         </w:tc>
       </w:tr>
       <w:tr>
+        <w:trPr>
+          <w:cantSplit/>
+        </w:trPr>
         <w:tc>
           <w:tcPr>
             <w:tcW w:type="dxa" w:w="2100"/>
@@ -1327,13 +3114,13 @@
                 <w:rFonts w:ascii="Calibri" w:hAnsi="Calibri" w:eastAsia="Microsoft YaHei"/>
                 <w:sz w:val="19"/>
               </w:rPr>
-              <w:t>交付质量</w:t>
+              <w:t>经济价值</w:t>
             </w:r>
           </w:p>
         </w:tc>
         <w:tc>
           <w:tcPr>
-            <w:tcW w:type="dxa" w:w="7260"/>
+            <w:tcW w:type="dxa" w:w="4300"/>
             <w:tcMar>
               <w:top w:w="80" w:type="dxa"/>
               <w:start w:w="120" w:type="dxa"/>
@@ -1348,7 +3135,96 @@
                 <w:rFonts w:ascii="Calibri" w:hAnsi="Calibri" w:eastAsia="Microsoft YaHei"/>
                 <w:sz w:val="19"/>
               </w:rPr>
-              <w:t>测试、验证证据和文档渲染均通过；生产发布仍需人工授权。</w:t>
+              <w:t>真实样本 + OOS + 独立验证</w:t>
+            </w:r>
+          </w:p>
+        </w:tc>
+        <w:tc>
+          <w:tcPr>
+            <w:tcW w:type="dxa" w:w="2960"/>
+            <w:tcMar>
+              <w:top w:w="80" w:type="dxa"/>
+              <w:start w:w="120" w:type="dxa"/>
+              <w:bottom w:w="80" w:type="dxa"/>
+              <w:end w:w="120" w:type="dxa"/>
+            </w:tcMar>
+            <w:vAlign w:val="center"/>
+          </w:tcPr>
+          <w:p>
+            <w:r>
+              <w:rPr>
+                <w:rFonts w:ascii="Calibri" w:hAnsi="Calibri" w:eastAsia="Microsoft YaHei"/>
+                <w:sz w:val="19"/>
+              </w:rPr>
+              <w:t>INCONCLUSIVE</w:t>
+            </w:r>
+          </w:p>
+        </w:tc>
+      </w:tr>
+      <w:tr>
+        <w:trPr>
+          <w:cantSplit/>
+        </w:trPr>
+        <w:tc>
+          <w:tcPr>
+            <w:tcW w:type="dxa" w:w="2100"/>
+            <w:tcMar>
+              <w:top w:w="80" w:type="dxa"/>
+              <w:start w:w="120" w:type="dxa"/>
+              <w:bottom w:w="80" w:type="dxa"/>
+              <w:end w:w="120" w:type="dxa"/>
+            </w:tcMar>
+            <w:vAlign w:val="center"/>
+          </w:tcPr>
+          <w:p>
+            <w:r>
+              <w:rPr>
+                <w:rFonts w:ascii="Calibri" w:hAnsi="Calibri" w:eastAsia="Microsoft YaHei"/>
+                <w:sz w:val="19"/>
+              </w:rPr>
+              <w:t>Live</w:t>
+            </w:r>
+          </w:p>
+        </w:tc>
+        <w:tc>
+          <w:tcPr>
+            <w:tcW w:type="dxa" w:w="4300"/>
+            <w:tcMar>
+              <w:top w:w="80" w:type="dxa"/>
+              <w:start w:w="120" w:type="dxa"/>
+              <w:bottom w:w="80" w:type="dxa"/>
+              <w:end w:w="120" w:type="dxa"/>
+            </w:tcMar>
+            <w:vAlign w:val="center"/>
+          </w:tcPr>
+          <w:p>
+            <w:r>
+              <w:rPr>
+                <w:rFonts w:ascii="Calibri" w:hAnsi="Calibri" w:eastAsia="Microsoft YaHei"/>
+                <w:sz w:val="19"/>
+              </w:rPr>
+              <w:t>PB borrow 等 P0 全部 READY</w:t>
+            </w:r>
+          </w:p>
+        </w:tc>
+        <w:tc>
+          <w:tcPr>
+            <w:tcW w:type="dxa" w:w="2960"/>
+            <w:tcMar>
+              <w:top w:w="80" w:type="dxa"/>
+              <w:start w:w="120" w:type="dxa"/>
+              <w:bottom w:w="80" w:type="dxa"/>
+              <w:end w:w="120" w:type="dxa"/>
+            </w:tcMar>
+            <w:vAlign w:val="center"/>
+          </w:tcPr>
+          <w:p>
+            <w:r>
+              <w:rPr>
+                <w:rFonts w:ascii="Calibri" w:hAnsi="Calibri" w:eastAsia="Microsoft YaHei"/>
+                <w:sz w:val="19"/>
+              </w:rPr>
+              <w:t>BLOCKED</w:t>
             </w:r>
           </w:p>
         </w:tc>
@@ -1364,16 +3240,82 @@
         <w:pStyle w:val="Heading1"/>
       </w:pPr>
       <w:r>
-        <w:t>7. 研究结论边界</w:t>
+        <w:t>9. 后续路线</w:t>
       </w:r>
     </w:p>
     <w:p>
+      <w:pPr>
+        <w:pStyle w:val="ListNumber"/>
+        <w:numPr>
+          <w:ilvl w:val="0"/>
+          <w:numId w:val="11"/>
+        </w:numPr>
+      </w:pPr>
       <w:r>
         <w:rPr>
           <w:rFonts w:ascii="Calibri" w:hAnsi="Calibri" w:eastAsia="Microsoft YaHei"/>
-          <w:i w:val="0"/>
         </w:rPr>
-        <w:t>本系统是研究和纸面交易系统。没有真实成交数据、稳定样本外表现和独立风险验证之前，不得称为有效实盘交易系统。</w:t>
+        <w:t>接入真实 V3 权重、价格和至少 100 个真实事件版本。</w:t>
+      </w:r>
+    </w:p>
+    <w:p>
+      <w:pPr>
+        <w:pStyle w:val="ListNumber"/>
+        <w:numPr>
+          <w:ilvl w:val="0"/>
+          <w:numId w:val="11"/>
+        </w:numPr>
+      </w:pPr>
+      <w:r>
+        <w:rPr>
+          <w:rFonts w:ascii="Calibri" w:hAnsi="Calibri" w:eastAsia="Microsoft YaHei"/>
+        </w:rPr>
+        <w:t>运行滚动 OOS、placebo、延迟、成本翻倍和事件消融。</w:t>
+      </w:r>
+    </w:p>
+    <w:p>
+      <w:pPr>
+        <w:pStyle w:val="ListNumber"/>
+        <w:numPr>
+          <w:ilvl w:val="0"/>
+          <w:numId w:val="11"/>
+        </w:numPr>
+      </w:pPr>
+      <w:r>
+        <w:rPr>
+          <w:rFonts w:ascii="Calibri" w:hAnsi="Calibri" w:eastAsia="Microsoft YaHei"/>
+        </w:rPr>
+        <w:t>将 V4 后权重和归因回写为只读研究结果。</w:t>
+      </w:r>
+    </w:p>
+    <w:p>
+      <w:pPr>
+        <w:pStyle w:val="ListNumber"/>
+        <w:numPr>
+          <w:ilvl w:val="0"/>
+          <w:numId w:val="11"/>
+        </w:numPr>
+      </w:pPr>
+      <w:r>
+        <w:rPr>
+          <w:rFonts w:ascii="Calibri" w:hAnsi="Calibri" w:eastAsia="Microsoft YaHei"/>
+        </w:rPr>
+        <w:t>完成 PB borrow feed、独立风险验证和连续 Paper 运行期。</w:t>
+      </w:r>
+    </w:p>
+    <w:p>
+      <w:pPr>
+        <w:pStyle w:val="ListNumber"/>
+        <w:numPr>
+          <w:ilvl w:val="0"/>
+          <w:numId w:val="11"/>
+        </w:numPr>
+      </w:pPr>
+      <w:r>
+        <w:rPr>
+          <w:rFonts w:ascii="Calibri" w:hAnsi="Calibri" w:eastAsia="Microsoft YaHei"/>
+        </w:rPr>
+        <w:t>券商连接和实盘发布走单独授权。</w:t>
       </w:r>
     </w:p>
     <w:sectPr>
@@ -1401,8 +3343,17 @@
         <w:color w:val="646A74"/>
         <w:sz w:val="18"/>
       </w:rPr>
-      <w:t>v0.1.0 MVP | Internal working document</w:t>
+      <w:t xml:space="preserve">v0.2.0 | Internal research document | Page </w:t>
     </w:r>
+    <w:fldSimple w:instr="PAGE">
+      <w:r>
+        <w:rPr>
+          <w:color w:val="646A74"/>
+          <w:sz w:val="18"/>
+        </w:rPr>
+        <w:t>1</w:t>
+      </w:r>
+    </w:fldSimple>
   </w:p>
 </w:ftr>
 </file>
@@ -1625,6 +3576,18 @@
   </w:num>
   <w:num w:numId="9">
     <w:abstractNumId w:val="0"/>
+  </w:num>
+  <w:num w:numId="10">
+    <w:abstractNumId w:val="7"/>
+    <w:lvlOverride w:ilvl="0">
+      <w:startOverride w:val="1"/>
+    </w:lvlOverride>
+  </w:num>
+  <w:num w:numId="11">
+    <w:abstractNumId w:val="7"/>
+    <w:lvlOverride w:ilvl="0">
+      <w:startOverride w:val="1"/>
+    </w:lvlOverride>
   </w:num>
 </w:numbering>
 </file>

--- a/deliverables/02_产品需求文档_PRD.docx
+++ b/deliverables/02_产品需求文档_PRD.docx
@@ -70,7 +70,7 @@
           <w:color w:val="23262B"/>
           <w:sz w:val="21"/>
         </w:rPr>
-        <w:t>v0.2.0 Integration MVP</w:t>
+        <w:t>v0.3.0 Independent Validation</w:t>
       </w:r>
     </w:p>
     <w:p>
@@ -92,7 +92,7 @@
           <w:color w:val="23262B"/>
           <w:sz w:val="21"/>
         </w:rPr>
-        <w:t>2026-08-20</w:t>
+        <w:t>2026-08-21</w:t>
       </w:r>
     </w:p>
     <w:p>
@@ -114,7 +114,7 @@
           <w:color w:val="23262B"/>
           <w:sz w:val="21"/>
         </w:rPr>
-        <w:t>需求已冻结；v0.2.0 Integration MVP</w:t>
+        <w:t>需求已冻结；v0.3.0 Independent Validation</w:t>
       </w:r>
     </w:p>
     <w:p>
@@ -1634,7 +1634,7 @@
                 <w:rFonts w:ascii="Calibri" w:hAnsi="Calibri" w:eastAsia="Microsoft YaHei"/>
                 <w:sz w:val="19"/>
               </w:rPr>
-              <w:t>研究门禁</w:t>
+              <w:t>独立验证</w:t>
             </w:r>
           </w:p>
         </w:tc>
@@ -1655,7 +1655,7 @@
                 <w:rFonts w:ascii="Calibri" w:hAnsi="Calibri" w:eastAsia="Microsoft YaHei"/>
                 <w:sz w:val="19"/>
               </w:rPr>
-              <w:t>时间、证据、重叠、Overlay、价格、V4、回测、OMS</w:t>
+              <w:t>按 observed_at 划分 IS/OOS；滚动折叠；泄漏/交叉分区硬拒绝</w:t>
             </w:r>
           </w:p>
         </w:tc>
@@ -1702,7 +1702,7 @@
                 <w:rFonts w:ascii="Calibri" w:hAnsi="Calibri" w:eastAsia="Microsoft YaHei"/>
                 <w:sz w:val="19"/>
               </w:rPr>
-              <w:t>研究决策</w:t>
+              <w:t>稳健性与决策</w:t>
             </w:r>
           </w:p>
         </w:tc>
@@ -1723,7 +1723,7 @@
                 <w:rFonts w:ascii="Calibri" w:hAnsi="Calibri" w:eastAsia="Microsoft YaHei"/>
                 <w:sz w:val="19"/>
               </w:rPr>
-              <w:t>硬失败 REJECT；样本不足 INCONCLUSIVE；PROMOTE 严格受控</w:t>
+              <w:t>基线/placebo/延迟/成本翻倍；不足 INCONCLUSIVE；失败 REJECT</w:t>
             </w:r>
           </w:p>
         </w:tc>
@@ -1791,7 +1791,7 @@
                 <w:rFonts w:ascii="Calibri" w:hAnsi="Calibri" w:eastAsia="Microsoft YaHei"/>
                 <w:sz w:val="19"/>
               </w:rPr>
-              <w:t>health/report/signals/orders；POST 405</w:t>
+              <w:t>health/report/signals/orders/independent-validation；POST 405</w:t>
             </w:r>
           </w:p>
         </w:tc>
@@ -3046,6 +3046,74 @@
                 <w:rFonts w:ascii="Calibri" w:hAnsi="Calibri" w:eastAsia="Microsoft YaHei"/>
                 <w:sz w:val="19"/>
               </w:rPr>
+              <w:t>独立验证器</w:t>
+            </w:r>
+          </w:p>
+        </w:tc>
+        <w:tc>
+          <w:tcPr>
+            <w:tcW w:type="dxa" w:w="4300"/>
+            <w:tcMar>
+              <w:top w:w="80" w:type="dxa"/>
+              <w:start w:w="120" w:type="dxa"/>
+              <w:bottom w:w="80" w:type="dxa"/>
+              <w:end w:w="120" w:type="dxa"/>
+            </w:tcMar>
+            <w:vAlign w:val="center"/>
+          </w:tcPr>
+          <w:p>
+            <w:r>
+              <w:rPr>
+                <w:rFonts w:ascii="Calibri" w:hAnsi="Calibri" w:eastAsia="Microsoft YaHei"/>
+                <w:sz w:val="19"/>
+              </w:rPr>
+              <w:t>IS/OOS、滚动、稳健性、失败关闭</w:t>
+            </w:r>
+          </w:p>
+        </w:tc>
+        <w:tc>
+          <w:tcPr>
+            <w:tcW w:type="dxa" w:w="2960"/>
+            <w:tcMar>
+              <w:top w:w="80" w:type="dxa"/>
+              <w:start w:w="120" w:type="dxa"/>
+              <w:bottom w:w="80" w:type="dxa"/>
+              <w:end w:w="120" w:type="dxa"/>
+            </w:tcMar>
+            <w:vAlign w:val="center"/>
+          </w:tcPr>
+          <w:p>
+            <w:r>
+              <w:rPr>
+                <w:rFonts w:ascii="Calibri" w:hAnsi="Calibri" w:eastAsia="Microsoft YaHei"/>
+                <w:sz w:val="19"/>
+              </w:rPr>
+              <w:t>PASS：机制完成；样本不足</w:t>
+            </w:r>
+          </w:p>
+        </w:tc>
+      </w:tr>
+      <w:tr>
+        <w:trPr>
+          <w:cantSplit/>
+        </w:trPr>
+        <w:tc>
+          <w:tcPr>
+            <w:tcW w:type="dxa" w:w="2100"/>
+            <w:tcMar>
+              <w:top w:w="80" w:type="dxa"/>
+              <w:start w:w="120" w:type="dxa"/>
+              <w:bottom w:w="80" w:type="dxa"/>
+              <w:end w:w="120" w:type="dxa"/>
+            </w:tcMar>
+            <w:vAlign w:val="center"/>
+          </w:tcPr>
+          <w:p>
+            <w:r>
+              <w:rPr>
+                <w:rFonts w:ascii="Calibri" w:hAnsi="Calibri" w:eastAsia="Microsoft YaHei"/>
+                <w:sz w:val="19"/>
+              </w:rPr>
               <w:t>自动测试</w:t>
             </w:r>
           </w:p>
@@ -3067,7 +3135,7 @@
                 <w:rFonts w:ascii="Calibri" w:hAnsi="Calibri" w:eastAsia="Microsoft YaHei"/>
                 <w:sz w:val="19"/>
               </w:rPr>
-              <w:t>全部通过</w:t>
+              <w:t>全部通过且无 ResourceWarning</w:t>
             </w:r>
           </w:p>
         </w:tc>
@@ -3088,7 +3156,7 @@
                 <w:rFonts w:ascii="Calibri" w:hAnsi="Calibri" w:eastAsia="Microsoft YaHei"/>
                 <w:sz w:val="19"/>
               </w:rPr>
-              <w:t>PASS：13/13</w:t>
+              <w:t>PASS：21/21</w:t>
             </w:r>
           </w:p>
         </w:tc>
@@ -3270,7 +3338,7 @@
         <w:rPr>
           <w:rFonts w:ascii="Calibri" w:hAnsi="Calibri" w:eastAsia="Microsoft YaHei"/>
         </w:rPr>
-        <w:t>运行滚动 OOS、placebo、延迟、成本翻倍和事件消融。</w:t>
+        <w:t>用真实样本重跑已实现的滚动 OOS、placebo、延迟和成本翻倍门禁。</w:t>
       </w:r>
     </w:p>
     <w:p>
@@ -3343,7 +3411,7 @@
         <w:color w:val="646A74"/>
         <w:sz w:val="18"/>
       </w:rPr>
-      <w:t xml:space="preserve">v0.2.0 | Internal research document | Page </w:t>
+      <w:t xml:space="preserve">v0.3.0 | Internal research document | Page </w:t>
     </w:r>
     <w:fldSimple w:instr="PAGE">
       <w:r>

--- a/deliverables/02_产品需求文档_PRD.docx
+++ b/deliverables/02_产品需求文档_PRD.docx
@@ -70,7 +70,7 @@
           <w:color w:val="23262B"/>
           <w:sz w:val="21"/>
         </w:rPr>
-        <w:t>v0.3.0 Independent Validation</w:t>
+        <w:t>v0.4.0 Integrated Validation</w:t>
       </w:r>
     </w:p>
     <w:p>
@@ -114,7 +114,7 @@
           <w:color w:val="23262B"/>
           <w:sz w:val="21"/>
         </w:rPr>
-        <w:t>需求已冻结；v0.3.0 Independent Validation</w:t>
+        <w:t>需求已冻结；v0.4.0 Integrated Validation</w:t>
       </w:r>
     </w:p>
     <w:p>
@@ -1634,7 +1634,7 @@
                 <w:rFonts w:ascii="Calibri" w:hAnsi="Calibri" w:eastAsia="Microsoft YaHei"/>
                 <w:sz w:val="19"/>
               </w:rPr>
-              <w:t>独立验证</w:t>
+              <w:t>集成独立验证</w:t>
             </w:r>
           </w:p>
         </w:tc>
@@ -1655,7 +1655,7 @@
                 <w:rFonts w:ascii="Calibri" w:hAnsi="Calibri" w:eastAsia="Microsoft YaHei"/>
                 <w:sz w:val="19"/>
               </w:rPr>
-              <w:t>按 observed_at 划分 IS/OOS；滚动折叠；泄漏/交叉分区硬拒绝</w:t>
+              <w:t>run 与 integrate 均按 observed_at 划分 IS/OOS；滚动折叠；泄漏/交叉分区硬拒绝</w:t>
             </w:r>
           </w:p>
         </w:tc>
@@ -1791,7 +1791,7 @@
                 <w:rFonts w:ascii="Calibri" w:hAnsi="Calibri" w:eastAsia="Microsoft YaHei"/>
                 <w:sz w:val="19"/>
               </w:rPr>
-              <w:t>health/report/signals/orders/independent-validation；POST 405</w:t>
+              <w:t>health/report/signals/orders/event-study/independent-validation；POST 405</w:t>
             </w:r>
           </w:p>
         </w:tc>
@@ -1859,7 +1859,7 @@
                 <w:rFonts w:ascii="Calibri" w:hAnsi="Calibri" w:eastAsia="Microsoft YaHei"/>
                 <w:sz w:val="19"/>
               </w:rPr>
-              <w:t>run ID、输入、配置、命令、清单、门禁和局限</w:t>
+              <w:t>run ID、输入、配置、event_study.csv、audit.json、门禁和局限</w:t>
             </w:r>
           </w:p>
         </w:tc>
@@ -3114,6 +3114,142 @@
                 <w:rFonts w:ascii="Calibri" w:hAnsi="Calibri" w:eastAsia="Microsoft YaHei"/>
                 <w:sz w:val="19"/>
               </w:rPr>
+              <w:t>集成验证产物</w:t>
+            </w:r>
+          </w:p>
+        </w:tc>
+        <w:tc>
+          <w:tcPr>
+            <w:tcW w:type="dxa" w:w="4300"/>
+            <w:tcMar>
+              <w:top w:w="80" w:type="dxa"/>
+              <w:start w:w="120" w:type="dxa"/>
+              <w:bottom w:w="80" w:type="dxa"/>
+              <w:end w:w="120" w:type="dxa"/>
+            </w:tcMar>
+            <w:vAlign w:val="center"/>
+          </w:tcPr>
+          <w:p>
+            <w:r>
+              <w:rPr>
+                <w:rFonts w:ascii="Calibri" w:hAnsi="Calibri" w:eastAsia="Microsoft YaHei"/>
+                <w:sz w:val="19"/>
+              </w:rPr>
+              <w:t>integrate 写事件研究、五场景、独立验证和标准审计</w:t>
+            </w:r>
+          </w:p>
+        </w:tc>
+        <w:tc>
+          <w:tcPr>
+            <w:tcW w:type="dxa" w:w="2960"/>
+            <w:tcMar>
+              <w:top w:w="80" w:type="dxa"/>
+              <w:start w:w="120" w:type="dxa"/>
+              <w:bottom w:w="80" w:type="dxa"/>
+              <w:end w:w="120" w:type="dxa"/>
+            </w:tcMar>
+            <w:vAlign w:val="center"/>
+          </w:tcPr>
+          <w:p>
+            <w:r>
+              <w:rPr>
+                <w:rFonts w:ascii="Calibri" w:hAnsi="Calibri" w:eastAsia="Microsoft YaHei"/>
+                <w:sz w:val="19"/>
+              </w:rPr>
+              <w:t>PASS：8 行 event study；5/5 场景数值化</w:t>
+            </w:r>
+          </w:p>
+        </w:tc>
+      </w:tr>
+      <w:tr>
+        <w:trPr>
+          <w:cantSplit/>
+        </w:trPr>
+        <w:tc>
+          <w:tcPr>
+            <w:tcW w:type="dxa" w:w="2100"/>
+            <w:tcMar>
+              <w:top w:w="80" w:type="dxa"/>
+              <w:start w:w="120" w:type="dxa"/>
+              <w:bottom w:w="80" w:type="dxa"/>
+              <w:end w:w="120" w:type="dxa"/>
+            </w:tcMar>
+            <w:vAlign w:val="center"/>
+          </w:tcPr>
+          <w:p>
+            <w:r>
+              <w:rPr>
+                <w:rFonts w:ascii="Calibri" w:hAnsi="Calibri" w:eastAsia="Microsoft YaHei"/>
+                <w:sz w:val="19"/>
+              </w:rPr>
+              <w:t>标准审计</w:t>
+            </w:r>
+          </w:p>
+        </w:tc>
+        <w:tc>
+          <w:tcPr>
+            <w:tcW w:type="dxa" w:w="4300"/>
+            <w:tcMar>
+              <w:top w:w="80" w:type="dxa"/>
+              <w:start w:w="120" w:type="dxa"/>
+              <w:bottom w:w="80" w:type="dxa"/>
+              <w:end w:w="120" w:type="dxa"/>
+            </w:tcMar>
+            <w:vAlign w:val="center"/>
+          </w:tcPr>
+          <w:p>
+            <w:r>
+              <w:rPr>
+                <w:rFonts w:ascii="Calibri" w:hAnsi="Calibri" w:eastAsia="Microsoft YaHei"/>
+                <w:sz w:val="19"/>
+              </w:rPr>
+              <w:t>evidence-alpha verify 可验证 integrated artifact</w:t>
+            </w:r>
+          </w:p>
+        </w:tc>
+        <w:tc>
+          <w:tcPr>
+            <w:tcW w:type="dxa" w:w="2960"/>
+            <w:tcMar>
+              <w:top w:w="80" w:type="dxa"/>
+              <w:start w:w="120" w:type="dxa"/>
+              <w:bottom w:w="80" w:type="dxa"/>
+              <w:end w:w="120" w:type="dxa"/>
+            </w:tcMar>
+            <w:vAlign w:val="center"/>
+          </w:tcPr>
+          <w:p>
+            <w:r>
+              <w:rPr>
+                <w:rFonts w:ascii="Calibri" w:hAnsi="Calibri" w:eastAsia="Microsoft YaHei"/>
+                <w:sz w:val="19"/>
+              </w:rPr>
+              <w:t>PASS：0 个硬失败</w:t>
+            </w:r>
+          </w:p>
+        </w:tc>
+      </w:tr>
+      <w:tr>
+        <w:trPr>
+          <w:cantSplit/>
+        </w:trPr>
+        <w:tc>
+          <w:tcPr>
+            <w:tcW w:type="dxa" w:w="2100"/>
+            <w:tcMar>
+              <w:top w:w="80" w:type="dxa"/>
+              <w:start w:w="120" w:type="dxa"/>
+              <w:bottom w:w="80" w:type="dxa"/>
+              <w:end w:w="120" w:type="dxa"/>
+            </w:tcMar>
+            <w:vAlign w:val="center"/>
+          </w:tcPr>
+          <w:p>
+            <w:r>
+              <w:rPr>
+                <w:rFonts w:ascii="Calibri" w:hAnsi="Calibri" w:eastAsia="Microsoft YaHei"/>
+                <w:sz w:val="19"/>
+              </w:rPr>
               <w:t>自动测试</w:t>
             </w:r>
           </w:p>
@@ -3156,7 +3292,7 @@
                 <w:rFonts w:ascii="Calibri" w:hAnsi="Calibri" w:eastAsia="Microsoft YaHei"/>
                 <w:sz w:val="19"/>
               </w:rPr>
-              <w:t>PASS：21/21</w:t>
+              <w:t>PASS：22/22</w:t>
             </w:r>
           </w:p>
         </w:tc>
@@ -3411,7 +3547,7 @@
         <w:color w:val="646A74"/>
         <w:sz w:val="18"/>
       </w:rPr>
-      <w:t xml:space="preserve">v0.3.0 | Internal research document | Page </w:t>
+      <w:t xml:space="preserve">v0.4.0 | Internal research document | Page </w:t>
     </w:r>
     <w:fldSimple w:instr="PAGE">
       <w:r>
